--- a/docs/assets/worddocs/letter-template-nhs-notify-parent-or-guardian.docx
+++ b/docs/assets/worddocs/letter-template-nhs-notify-parent-or-guardian.docx
@@ -21,58 +21,66 @@
         </w:rPr>
         <w:t>T</w:t>
       </w:r>
+      <w:commentRangeEnd w:id="3"/>
+      <w:r>
+        <w:rPr>
+          <w:rStyle w:val="CommentReference"/>
+          <w:rFonts w:cs="Noto Sans Medium"/>
+          <w:sz w:val="24"/>
+          <w:szCs w:val="24"/>
+        </w:rPr>
+        <w:commentReference w:id="3"/>
+      </w:r>
+      <w:commentRangeEnd w:id="2"/>
+      <w:r>
+        <w:rPr>
+          <w:rStyle w:val="CommentReference"/>
+          <w:rFonts w:cs="Noto Sans Medium"/>
+          <w:sz w:val="24"/>
+          <w:szCs w:val="24"/>
+        </w:rPr>
+        <w:commentReference w:id="2"/>
+      </w:r>
+      <w:commentRangeEnd w:id="1"/>
+      <w:r>
+        <w:rPr>
+          <w:rStyle w:val="CommentReference"/>
+          <w:rFonts w:cs="Noto Sans Medium"/>
+          <w:sz w:val="24"/>
+          <w:szCs w:val="24"/>
+        </w:rPr>
+        <w:commentReference w:id="1"/>
+      </w:r>
+      <w:r>
+        <w:rPr>
+          <w:rFonts w:cs="Noto Sans Medium"/>
+          <w:szCs w:val="24"/>
+        </w:rPr>
+        <w:t xml:space="preserve">his is </w:t>
+      </w:r>
+      <w:r>
+        <w:rPr>
+          <w:rFonts w:cs="Noto Sans Medium"/>
+          <w:szCs w:val="24"/>
+        </w:rPr>
+        <w:t>the main</w:t>
+      </w:r>
+      <w:r>
+        <w:rPr>
+          <w:rFonts w:cs="Noto Sans Medium"/>
+          <w:szCs w:val="24"/>
+        </w:rPr>
+        <w:t xml:space="preserve"> heading</w:t>
+      </w:r>
       <w:commentRangeEnd w:id="0"/>
-      <w:commentRangeEnd w:id="1"/>
-      <w:r>
-        <w:rPr>
-          <w:rFonts w:cs="Noto Sans Medium"/>
+      <w:r>
+        <w:rPr>
+          <w:rStyle w:val="CommentReference"/>
+          <w:rFonts w:cs="Noto Sans Medium"/>
+          <w:sz w:val="24"/>
           <w:szCs w:val="24"/>
         </w:rPr>
         <w:commentReference w:id="0"/>
-      </w:r>
-      <w:r>
-        <w:rPr>
-          <w:rFonts w:cs="Noto Sans Medium"/>
-          <w:szCs w:val="24"/>
-        </w:rPr>
-        <w:commentReference w:id="1"/>
-      </w:r>
-      <w:commentRangeEnd w:id="2"/>
-      <w:r>
-        <w:rPr>
-          <w:rFonts w:cs="Noto Sans Medium"/>
-          <w:szCs w:val="24"/>
-        </w:rPr>
-        <w:commentReference w:id="2"/>
-      </w:r>
-      <w:r>
-        <w:rPr>
-          <w:rFonts w:cs="Noto Sans Medium"/>
-          <w:szCs w:val="24"/>
-        </w:rPr>
-        <w:t xml:space="preserve">his is </w:t>
-      </w:r>
-      <w:r>
-        <w:rPr>
-          <w:rFonts w:cs="Noto Sans Medium"/>
-          <w:szCs w:val="24"/>
-        </w:rPr>
-        <w:t>the main</w:t>
-      </w:r>
-      <w:r>
-        <w:rPr>
-          <w:rFonts w:cs="Noto Sans Medium"/>
-          <w:szCs w:val="24"/>
-        </w:rPr>
-        <w:t xml:space="preserve"> heading</w:t>
-      </w:r>
-      <w:commentRangeEnd w:id="3"/>
-      <w:r>
-        <w:rPr>
-          <w:rFonts w:cs="Noto Sans Medium"/>
-          <w:szCs w:val="24"/>
-        </w:rPr>
-        <w:commentReference w:id="3"/>
       </w:r>
     </w:p>
     <w:p>
@@ -87,23 +95,28 @@
           <w:rFonts w:cs="Noto Sans Medium"/>
           <w:lang w:eastAsia="en-GB"/>
         </w:rPr>
-        <w:t>Dear parent or guardian of ((</w:t>
-      </w:r>
-      <w:proofErr w:type="spellStart"/>
+        <w:t xml:space="preserve">Dear parent or guardian of </w:t>
+      </w:r>
       <w:r>
         <w:rPr>
           <w:rFonts w:cs="Noto Sans Medium"/>
           <w:lang w:eastAsia="en-GB"/>
         </w:rPr>
+        <w:t>{d.</w:t>
+      </w:r>
+      <w:r>
+        <w:rPr>
+          <w:rFonts w:cs="Noto Sans Medium"/>
+          <w:lang w:eastAsia="en-GB"/>
+        </w:rPr>
         <w:t>fullName</w:t>
       </w:r>
-      <w:proofErr w:type="spellEnd"/>
       <w:r>
         <w:rPr>
           <w:rFonts w:cs="Noto Sans Medium"/>
           <w:lang w:eastAsia="en-GB"/>
         </w:rPr>
-        <w:t>))</w:t>
+        <w:t>}</w:t>
       </w:r>
       <w:r>
         <w:rPr>
@@ -135,6 +148,7 @@
           <w:rFonts w:cs="Noto Sans Medium"/>
           <w:sz w:val="24"/>
           <w:szCs w:val="24"/>
+          <w:lang w:eastAsia="en-GB"/>
         </w:rPr>
         <w:commentReference w:id="4"/>
       </w:r>
@@ -236,9 +250,13 @@
       <w:r>
         <w:rPr>
           <w:rStyle w:val="CommentReference"/>
-          <w:rFonts w:cs="Noto Sans Medium"/>
+          <w:rFonts w:eastAsia="Times New Roman" w:cs="Noto Sans Medium"/>
+          <w:color w:val="0D0D0D" w:themeColor="text1" w:themeTint="F2"/>
+          <w:kern w:val="0"/>
           <w:sz w:val="24"/>
           <w:szCs w:val="24"/>
+          <w:lang w:eastAsia="en-GB"/>
+          <w14:ligatures w14:val="none"/>
         </w:rPr>
         <w:commentReference w:id="5"/>
       </w:r>
@@ -394,77 +412,7 @@
         <w:rPr>
           <w:rFonts w:cs="Noto Sans Medium"/>
         </w:rPr>
-        <w:t>Hello ((</w:t>
-      </w:r>
-      <w:proofErr w:type="spellStart"/>
-      <w:r>
-        <w:rPr>
-          <w:rFonts w:cs="Noto Sans Medium"/>
-        </w:rPr>
-        <w:t>firstName</w:t>
-      </w:r>
-      <w:proofErr w:type="spellEnd"/>
-      <w:r>
-        <w:rPr>
-          <w:rFonts w:cs="Noto Sans Medium"/>
-        </w:rPr>
-        <w:t>)), your NHS Number is ((</w:t>
-      </w:r>
-      <w:proofErr w:type="spellStart"/>
-      <w:r>
-        <w:rPr>
-          <w:rFonts w:cs="Noto Sans Medium"/>
-        </w:rPr>
-        <w:t>nhsNumber</w:t>
-      </w:r>
-      <w:proofErr w:type="spellEnd"/>
-      <w:r>
-        <w:rPr>
-          <w:rFonts w:cs="Noto Sans Medium"/>
-        </w:rPr>
-        <w:t>)). Your GP surgery is ((</w:t>
-      </w:r>
-      <w:proofErr w:type="spellStart"/>
-      <w:r>
-        <w:rPr>
-          <w:rFonts w:cs="Noto Sans Medium"/>
-        </w:rPr>
-        <w:t>gpSurgeryName</w:t>
-      </w:r>
-      <w:proofErr w:type="spellEnd"/>
-      <w:r>
-        <w:rPr>
-          <w:rFonts w:cs="Noto Sans Medium"/>
-        </w:rPr>
-        <w:t>)), located at ((</w:t>
-      </w:r>
-      <w:proofErr w:type="spellStart"/>
-      <w:r>
-        <w:rPr>
-          <w:rFonts w:cs="Noto Sans Medium"/>
-        </w:rPr>
-        <w:t>gpSurgeryAddress</w:t>
-      </w:r>
-      <w:proofErr w:type="spellEnd"/>
-      <w:r>
-        <w:rPr>
-          <w:rFonts w:cs="Noto Sans Medium"/>
-        </w:rPr>
-        <w:t>)). Call ((</w:t>
-      </w:r>
-      <w:proofErr w:type="spellStart"/>
-      <w:r>
-        <w:rPr>
-          <w:rFonts w:cs="Noto Sans Medium"/>
-        </w:rPr>
-        <w:t>gpSurgeryPhone</w:t>
-      </w:r>
-      <w:proofErr w:type="spellEnd"/>
-      <w:r>
-        <w:rPr>
-          <w:rFonts w:cs="Noto Sans Medium"/>
-        </w:rPr>
-        <w:t>)) to book your appointment. </w:t>
+        <w:t>Hello {d.fullName}, your NHS Number is {d.nhsNumber}. Your appointment is on {d.appointmentDate} at {d.gpSurgery}.</w:t>
       </w:r>
     </w:p>
     <w:p>
@@ -529,6 +477,15 @@
       <w:commentRangeEnd w:id="7"/>
       <w:r>
         <w:rPr>
+          <w:rStyle w:val="CommentReference"/>
+          <w:b/>
+          <w:sz w:val="24"/>
+          <w:szCs w:val="24"/>
+        </w:rPr>
+        <w:commentReference w:id="7"/>
+      </w:r>
+      <w:r>
+        <w:rPr>
           <w:rStyle w:val="Hyperlink"/>
         </w:rPr>
         <w:instrText>"</w:instrText>
@@ -537,6 +494,11 @@
         <w:rPr>
           <w:rStyle w:val="Hyperlink"/>
         </w:rPr>
+      </w:r>
+      <w:r>
+        <w:rPr>
+          <w:rStyle w:val="Hyperlink"/>
+        </w:rPr>
         <w:fldChar w:fldCharType="separate"/>
       </w:r>
       <w:r>
@@ -550,12 +512,6 @@
           <w:rStyle w:val="Hyperlink"/>
         </w:rPr>
         <w:fldChar w:fldCharType="end"/>
-      </w:r>
-      <w:r>
-        <w:rPr>
-          <w:rStyle w:val="CommentReference"/>
-        </w:rPr>
-        <w:commentReference w:id="7"/>
       </w:r>
       <w:r>
         <w:rPr>
@@ -574,7 +530,6 @@
         <w:rPr>
           <w:rFonts w:cs="Noto Sans Medium"/>
         </w:rPr>
-        <w:lastRenderedPageBreak/>
         <w:t>Do not split links</w:t>
       </w:r>
       <w:r>
@@ -643,6 +598,7 @@
         <w:pStyle w:val="Heading2"/>
       </w:pPr>
       <w:r>
+        <w:lastRenderedPageBreak/>
         <w:t>QR codes</w:t>
       </w:r>
     </w:p>
@@ -745,7 +701,7 @@
           <w:noProof/>
         </w:rPr>
         <w:drawing>
-          <wp:inline distT="0" distB="0" distL="0" distR="0" wp14:anchorId="1EB53E18" wp14:editId="0E36320B">
+          <wp:inline distT="0" distB="0" distL="0" distR="0" wp14:anchorId="1EB53E18" wp14:editId="490D58C6">
             <wp:extent cx="1336431" cy="1336431"/>
             <wp:effectExtent l="0" t="0" r="0" b="0"/>
             <wp:docPr id="1392541066" name="Picture 2" descr="A qr code with a black background&#10;&#10;Description automatically generated"/>
@@ -1048,7 +1004,7 @@
 
 <file path=word/comments.xml><?xml version="1.0" encoding="utf-8"?>
 <w:comments xmlns:wpc="http://schemas.microsoft.com/office/word/2010/wordprocessingCanvas" xmlns:cx="http://schemas.microsoft.com/office/drawing/2014/chartex" xmlns:cx1="http://schemas.microsoft.com/office/drawing/2015/9/8/chartex" xmlns:cx2="http://schemas.microsoft.com/office/drawing/2015/10/21/chartex" xmlns:cx3="http://schemas.microsoft.com/office/drawing/2016/5/9/chartex" xmlns:cx4="http://schemas.microsoft.com/office/drawing/2016/5/10/chartex" xmlns:cx5="http://schemas.microsoft.com/office/drawing/2016/5/11/chartex" xmlns:cx6="http://schemas.microsoft.com/office/drawing/2016/5/12/chartex" xmlns:cx7="http://schemas.microsoft.com/office/drawing/2016/5/13/chartex" xmlns:cx8="http://schemas.microsoft.com/office/drawing/2016/5/14/chartex" xmlns:mc="http://schemas.openxmlformats.org/markup-compatibility/2006" xmlns:aink="http://schemas.microsoft.com/office/drawing/2016/ink" xmlns:am3d="http://schemas.microsoft.com/office/drawing/2017/model3d" xmlns:o="urn:schemas-microsoft-com:office:office" xmlns:oel="http://schemas.microsoft.com/office/2019/extlst" xmlns:r="http://schemas.openxmlformats.org/officeDocument/2006/relationships" xmlns:m="http://schemas.openxmlformats.org/officeDocument/2006/math" xmlns:v="urn:schemas-microsoft-com:vml" xmlns:wp14="http://schemas.microsoft.com/office/word/2010/wordprocessingDrawing" xmlns:wp="http://schemas.openxmlformats.org/drawingml/2006/wordprocessingDrawing" xmlns:w10="urn:schemas-microsoft-com:office:word" xmlns:w="http://schemas.openxmlformats.org/wordprocessingml/2006/main" xmlns:w14="http://schemas.microsoft.com/office/word/2010/wordml" xmlns:w15="http://schemas.microsoft.com/office/word/2012/wordml" xmlns:w16cex="http://schemas.microsoft.com/office/word/2018/wordml/cex" xmlns:w16cid="http://schemas.microsoft.com/office/word/2016/wordml/cid" xmlns:w16="http://schemas.microsoft.com/office/word/2018/wordml" xmlns:w16du="http://schemas.microsoft.com/office/word/2023/wordml/word16du" xmlns:w16sdtdh="http://schemas.microsoft.com/office/word/2020/wordml/sdtdatahash" xmlns:w16sdtfl="http://schemas.microsoft.com/office/word/2024/wordml/sdtformatlock" xmlns:w16se="http://schemas.microsoft.com/office/word/2015/wordml/symex" xmlns:wpg="http://schemas.microsoft.com/office/word/2010/wordprocessingGroup" xmlns:wpi="http://schemas.microsoft.com/office/word/2010/wordprocessingInk" xmlns:wne="http://schemas.microsoft.com/office/word/2006/wordml" xmlns:wps="http://schemas.microsoft.com/office/word/2010/wordprocessingShape" mc:Ignorable="w14 w15 w16se w16cid w16 w16cex w16sdtdh w16sdtfl w16du wp14">
-  <w:comment w:id="0" w:author="GIFFORD, Emma (NHS ENGLAND - X26)" w:date="2024-08-27T13:51:00Z" w:initials="EG">
+  <w:comment w:id="3" w:author="GIFFORD, Emma (NHS ENGLAND - X26)" w:date="2024-08-27T13:51:00Z" w:initials="EG">
     <w:p>
       <w:pPr>
         <w:pStyle w:val="CommentText"/>
@@ -1097,7 +1053,7 @@
       </w:r>
     </w:p>
   </w:comment>
-  <w:comment w:id="1" w:author="GIFFORD, Emma (NHS ENGLAND - X26)" w:date="2024-08-27T13:50:00Z" w:initials="EG">
+  <w:comment w:id="2" w:author="GIFFORD, Emma (NHS ENGLAND - X26)" w:date="2024-08-27T13:50:00Z" w:initials="EG">
     <w:p>
       <w:pPr>
         <w:pStyle w:val="CommentText"/>
@@ -1113,7 +1069,7 @@
       </w:r>
     </w:p>
   </w:comment>
-  <w:comment w:id="2" w:author="GIFFORD, Emma (NHS ENGLAND - X26)" w:date="2024-08-27T14:00:00Z" w:initials="EG">
+  <w:comment w:id="1" w:author="GIFFORD, Emma (NHS ENGLAND - X26)" w:date="2024-08-27T14:00:00Z" w:initials="EG">
     <w:p>
       <w:pPr>
         <w:pStyle w:val="CommentText"/>
@@ -1159,7 +1115,7 @@
       </w:r>
     </w:p>
   </w:comment>
-  <w:comment w:id="3" w:author="GIFFORD, Emma (NHS ENGLAND - X26)" w:date="2024-08-27T14:15:00Z" w:initials="EG">
+  <w:comment w:id="0" w:author="GIFFORD, Emma (NHS ENGLAND - X26)" w:date="2024-08-27T14:15:00Z" w:initials="EG">
     <w:p>
       <w:pPr>
         <w:pStyle w:val="CommentText"/>
@@ -1712,7 +1668,23 @@
         <w:sz w:val="16"/>
         <w:szCs w:val="16"/>
       </w:rPr>
-      <w:t>((address_line_1))</w:t>
+      <w:t>{d.</w:t>
+    </w:r>
+    <w:r>
+      <w:rPr>
+        <w:rFonts w:cs="Noto Sans"/>
+        <w:sz w:val="16"/>
+        <w:szCs w:val="16"/>
+      </w:rPr>
+      <w:t>address_line_1</w:t>
+    </w:r>
+    <w:r>
+      <w:rPr>
+        <w:rFonts w:cs="Noto Sans"/>
+        <w:sz w:val="16"/>
+        <w:szCs w:val="16"/>
+      </w:rPr>
+      <w:t>}</w:t>
     </w:r>
   </w:p>
   <w:p>
@@ -1732,7 +1704,23 @@
         <w:sz w:val="16"/>
         <w:szCs w:val="16"/>
       </w:rPr>
-      <w:t>((address_line_2))</w:t>
+      <w:t>{d.</w:t>
+    </w:r>
+    <w:r>
+      <w:rPr>
+        <w:rFonts w:cs="Noto Sans"/>
+        <w:sz w:val="16"/>
+        <w:szCs w:val="16"/>
+      </w:rPr>
+      <w:t>address_line_2</w:t>
+    </w:r>
+    <w:r>
+      <w:rPr>
+        <w:rFonts w:cs="Noto Sans"/>
+        <w:sz w:val="16"/>
+        <w:szCs w:val="16"/>
+      </w:rPr>
+      <w:t>}</w:t>
     </w:r>
   </w:p>
   <w:p>
@@ -1752,7 +1740,23 @@
         <w:sz w:val="16"/>
         <w:szCs w:val="16"/>
       </w:rPr>
-      <w:t>((address_line_3))</w:t>
+      <w:t>{d.</w:t>
+    </w:r>
+    <w:r>
+      <w:rPr>
+        <w:rFonts w:cs="Noto Sans"/>
+        <w:sz w:val="16"/>
+        <w:szCs w:val="16"/>
+      </w:rPr>
+      <w:t>address_line_3</w:t>
+    </w:r>
+    <w:r>
+      <w:rPr>
+        <w:rFonts w:cs="Noto Sans"/>
+        <w:sz w:val="16"/>
+        <w:szCs w:val="16"/>
+      </w:rPr>
+      <w:t>}</w:t>
     </w:r>
   </w:p>
   <w:p>
@@ -1772,7 +1776,23 @@
         <w:sz w:val="16"/>
         <w:szCs w:val="16"/>
       </w:rPr>
-      <w:t>((address_line_4))</w:t>
+      <w:t>{d.</w:t>
+    </w:r>
+    <w:r>
+      <w:rPr>
+        <w:rFonts w:cs="Noto Sans"/>
+        <w:sz w:val="16"/>
+        <w:szCs w:val="16"/>
+      </w:rPr>
+      <w:t>address_line_4</w:t>
+    </w:r>
+    <w:r>
+      <w:rPr>
+        <w:rFonts w:cs="Noto Sans"/>
+        <w:sz w:val="16"/>
+        <w:szCs w:val="16"/>
+      </w:rPr>
+      <w:t>}</w:t>
     </w:r>
   </w:p>
   <w:p>
@@ -1792,7 +1812,23 @@
         <w:sz w:val="16"/>
         <w:szCs w:val="16"/>
       </w:rPr>
-      <w:t>((address_line_5))</w:t>
+      <w:t>{d.</w:t>
+    </w:r>
+    <w:r>
+      <w:rPr>
+        <w:rFonts w:cs="Noto Sans"/>
+        <w:sz w:val="16"/>
+        <w:szCs w:val="16"/>
+      </w:rPr>
+      <w:t>address_line_5</w:t>
+    </w:r>
+    <w:r>
+      <w:rPr>
+        <w:rFonts w:cs="Noto Sans"/>
+        <w:sz w:val="16"/>
+        <w:szCs w:val="16"/>
+      </w:rPr>
+      <w:t>}</w:t>
     </w:r>
   </w:p>
   <w:p>
@@ -1812,7 +1848,23 @@
         <w:sz w:val="16"/>
         <w:szCs w:val="16"/>
       </w:rPr>
-      <w:t>((address_line_6))</w:t>
+      <w:t>{d.</w:t>
+    </w:r>
+    <w:r>
+      <w:rPr>
+        <w:rFonts w:cs="Noto Sans"/>
+        <w:sz w:val="16"/>
+        <w:szCs w:val="16"/>
+      </w:rPr>
+      <w:t>address_line_6</w:t>
+    </w:r>
+    <w:r>
+      <w:rPr>
+        <w:rFonts w:cs="Noto Sans"/>
+        <w:sz w:val="16"/>
+        <w:szCs w:val="16"/>
+      </w:rPr>
+      <w:t>}</w:t>
     </w:r>
   </w:p>
   <w:p>
@@ -1832,7 +1884,23 @@
         <w:sz w:val="16"/>
         <w:szCs w:val="16"/>
       </w:rPr>
-      <w:t>((address_line_7))</w:t>
+      <w:t>{d.</w:t>
+    </w:r>
+    <w:r>
+      <w:rPr>
+        <w:rFonts w:cs="Noto Sans"/>
+        <w:sz w:val="16"/>
+        <w:szCs w:val="16"/>
+      </w:rPr>
+      <w:t>address_line_7</w:t>
+    </w:r>
+    <w:r>
+      <w:rPr>
+        <w:rFonts w:cs="Noto Sans"/>
+        <w:sz w:val="16"/>
+        <w:szCs w:val="16"/>
+      </w:rPr>
+      <w:t>}</w:t>
     </w:r>
   </w:p>
   <w:p>
@@ -1926,7 +1994,19 @@
       <w:rPr>
         <w:rFonts w:cs="Noto Sans Medium"/>
       </w:rPr>
-      <w:t>((date))</w:t>
+      <w:t>{d.</w:t>
+    </w:r>
+    <w:r>
+      <w:rPr>
+        <w:rFonts w:cs="Noto Sans Medium"/>
+      </w:rPr>
+      <w:t>date</w:t>
+    </w:r>
+    <w:r>
+      <w:rPr>
+        <w:rFonts w:cs="Noto Sans Medium"/>
+      </w:rPr>
+      <w:t>}</w:t>
     </w:r>
   </w:p>
   <w:p>
@@ -1958,21 +2038,19 @@
       <w:rPr>
         <w:rFonts w:cs="Noto Sans Medium"/>
       </w:rPr>
-      <w:t>((</w:t>
+      <w:t>{d.</w:t>
     </w:r>
-    <w:proofErr w:type="spellStart"/>
     <w:r>
       <w:rPr>
         <w:rFonts w:cs="Noto Sans Medium"/>
       </w:rPr>
       <w:t>nhsNumber</w:t>
     </w:r>
-    <w:proofErr w:type="spellEnd"/>
     <w:r>
       <w:rPr>
         <w:rFonts w:cs="Noto Sans Medium"/>
       </w:rPr>
-      <w:t>))</w:t>
+      <w:t>}</w:t>
     </w:r>
   </w:p>
 </w:hdr>
@@ -3719,6 +3797,7 @@
   <w:style w:type="character" w:default="1" w:styleId="DefaultParagraphFont">
     <w:name w:val="Default Paragraph Font"/>
     <w:uiPriority w:val="1"/>
+    <w:semiHidden/>
     <w:unhideWhenUsed/>
   </w:style>
   <w:style w:type="table" w:default="1" w:styleId="TableNormal">

--- a/docs/assets/worddocs/letter-template-nhs-notify-parent-or-guardian.docx
+++ b/docs/assets/worddocs/letter-template-nhs-notify-parent-or-guardian.docx
@@ -1,6 +1,6 @@
 
 <file path=word/document.xml><?xml version="1.0" encoding="utf-8"?>
-<w:document xmlns:wpc="http://schemas.microsoft.com/office/word/2010/wordprocessingCanvas" xmlns:cx="http://schemas.microsoft.com/office/drawing/2014/chartex" xmlns:cx1="http://schemas.microsoft.com/office/drawing/2015/9/8/chartex" xmlns:cx2="http://schemas.microsoft.com/office/drawing/2015/10/21/chartex" xmlns:cx3="http://schemas.microsoft.com/office/drawing/2016/5/9/chartex" xmlns:cx4="http://schemas.microsoft.com/office/drawing/2016/5/10/chartex" xmlns:cx5="http://schemas.microsoft.com/office/drawing/2016/5/11/chartex" xmlns:cx6="http://schemas.microsoft.com/office/drawing/2016/5/12/chartex" xmlns:cx7="http://schemas.microsoft.com/office/drawing/2016/5/13/chartex" xmlns:cx8="http://schemas.microsoft.com/office/drawing/2016/5/14/chartex" xmlns:mc="http://schemas.openxmlformats.org/markup-compatibility/2006" xmlns:aink="http://schemas.microsoft.com/office/drawing/2016/ink" xmlns:am3d="http://schemas.microsoft.com/office/drawing/2017/model3d" xmlns:o="urn:schemas-microsoft-com:office:office" xmlns:oel="http://schemas.microsoft.com/office/2019/extlst" xmlns:r="http://schemas.openxmlformats.org/officeDocument/2006/relationships" xmlns:m="http://schemas.openxmlformats.org/officeDocument/2006/math" xmlns:v="urn:schemas-microsoft-com:vml" xmlns:wp14="http://schemas.microsoft.com/office/word/2010/wordprocessingDrawing" xmlns:wp="http://schemas.openxmlformats.org/drawingml/2006/wordprocessingDrawing" xmlns:w10="urn:schemas-microsoft-com:office:word" xmlns:w="http://schemas.openxmlformats.org/wordprocessingml/2006/main" xmlns:w14="http://schemas.microsoft.com/office/word/2010/wordml" xmlns:w15="http://schemas.microsoft.com/office/word/2012/wordml" xmlns:w16cex="http://schemas.microsoft.com/office/word/2018/wordml/cex" xmlns:w16cid="http://schemas.microsoft.com/office/word/2016/wordml/cid" xmlns:w16="http://schemas.microsoft.com/office/word/2018/wordml" xmlns:w16du="http://schemas.microsoft.com/office/word/2023/wordml/word16du" xmlns:w16sdtdh="http://schemas.microsoft.com/office/word/2020/wordml/sdtdatahash" xmlns:w16sdtfl="http://schemas.microsoft.com/office/word/2024/wordml/sdtformatlock" xmlns:w16se="http://schemas.microsoft.com/office/word/2015/wordml/symex" xmlns:wpg="http://schemas.microsoft.com/office/word/2010/wordprocessingGroup" xmlns:wpi="http://schemas.microsoft.com/office/word/2010/wordprocessingInk" xmlns:wne="http://schemas.microsoft.com/office/word/2006/wordml" xmlns:wps="http://schemas.microsoft.com/office/word/2010/wordprocessingShape" mc:Ignorable="w14 w15 w16se w16cid w16 w16cex w16sdtdh w16sdtfl w16du wp14">
+<w:document xmlns:wpc="http://schemas.microsoft.com/office/word/2010/wordprocessingCanvas" xmlns:cx="http://schemas.microsoft.com/office/drawing/2014/chartex" xmlns:cx1="http://schemas.microsoft.com/office/drawing/2015/9/8/chartex" xmlns:cx2="http://schemas.microsoft.com/office/drawing/2015/10/21/chartex" xmlns:cx3="http://schemas.microsoft.com/office/drawing/2016/5/9/chartex" xmlns:cx4="http://schemas.microsoft.com/office/drawing/2016/5/10/chartex" xmlns:cx5="http://schemas.microsoft.com/office/drawing/2016/5/11/chartex" xmlns:cx6="http://schemas.microsoft.com/office/drawing/2016/5/12/chartex" xmlns:cx7="http://schemas.microsoft.com/office/drawing/2016/5/13/chartex" xmlns:cx8="http://schemas.microsoft.com/office/drawing/2016/5/14/chartex" xmlns:mc="http://schemas.openxmlformats.org/markup-compatibility/2006" xmlns:aink="http://schemas.microsoft.com/office/drawing/2016/ink" xmlns:am3d="http://schemas.microsoft.com/office/drawing/2017/model3d" xmlns:o="urn:schemas-microsoft-com:office:office" xmlns:oel="http://schemas.microsoft.com/office/2019/extlst" xmlns:r="http://schemas.openxmlformats.org/officeDocument/2006/relationships" xmlns:m="http://schemas.openxmlformats.org/officeDocument/2006/math" xmlns:v="urn:schemas-microsoft-com:vml" xmlns:wp14="http://schemas.microsoft.com/office/word/2010/wordprocessingDrawing" xmlns:wp="http://schemas.openxmlformats.org/drawingml/2006/wordprocessingDrawing" xmlns:w10="urn:schemas-microsoft-com:office:word" xmlns:w="http://schemas.openxmlformats.org/wordprocessingml/2006/main" xmlns:w14="http://schemas.microsoft.com/office/word/2010/wordml" xmlns:w15="http://schemas.microsoft.com/office/word/2012/wordml" xmlns:w16cei="http://schemas.microsoft.com/office/word/2026/wordml/cei" xmlns:w16cex="http://schemas.microsoft.com/office/word/2018/wordml/cex" xmlns:w16cid="http://schemas.microsoft.com/office/word/2016/wordml/cid" xmlns:w16="http://schemas.microsoft.com/office/word/2018/wordml" xmlns:w16du="http://schemas.microsoft.com/office/word/2023/wordml/word16du" xmlns:w16sdtdh="http://schemas.microsoft.com/office/word/2020/wordml/sdtdatahash" xmlns:w16sdtfl="http://schemas.microsoft.com/office/word/2024/wordml/sdtformatlock" xmlns:w16se="http://schemas.microsoft.com/office/word/2015/wordml/symex" xmlns:wpg="http://schemas.microsoft.com/office/word/2010/wordprocessingGroup" xmlns:wpi="http://schemas.microsoft.com/office/word/2010/wordprocessingInk" xmlns:wne="http://schemas.microsoft.com/office/word/2006/wordml" xmlns:wps="http://schemas.microsoft.com/office/word/2010/wordprocessingShape" mc:Ignorable="w14 w15 w16se w16cid w16 w16cex w16sdtdh w16sdtfl w16du wp14">
   <w:body>
     <w:p>
       <w:pPr>
@@ -90,56 +90,13 @@
           <w:lang w:eastAsia="en-GB"/>
         </w:rPr>
       </w:pPr>
+      <w:commentRangeStart w:id="4"/>
       <w:r>
         <w:rPr>
           <w:rFonts w:cs="Noto Sans Medium"/>
           <w:lang w:eastAsia="en-GB"/>
         </w:rPr>
-        <w:t xml:space="preserve">Dear parent or guardian of </w:t>
-      </w:r>
-      <w:r>
-        <w:rPr>
-          <w:rFonts w:cs="Noto Sans Medium"/>
-          <w:lang w:eastAsia="en-GB"/>
-        </w:rPr>
-        <w:t>{d.</w:t>
-      </w:r>
-      <w:r>
-        <w:rPr>
-          <w:rFonts w:cs="Noto Sans Medium"/>
-          <w:lang w:eastAsia="en-GB"/>
-        </w:rPr>
-        <w:t>fullName</w:t>
-      </w:r>
-      <w:r>
-        <w:rPr>
-          <w:rFonts w:cs="Noto Sans Medium"/>
-          <w:lang w:eastAsia="en-GB"/>
-        </w:rPr>
-        <w:t>}</w:t>
-      </w:r>
-      <w:r>
-        <w:rPr>
-          <w:rFonts w:cs="Noto Sans Medium"/>
-          <w:lang w:eastAsia="en-GB"/>
-        </w:rPr>
-        <w:t>,</w:t>
-      </w:r>
-    </w:p>
-    <w:p>
-      <w:pPr>
-        <w:rPr>
-          <w:rFonts w:cs="Noto Sans Medium"/>
-          <w:lang w:eastAsia="en-GB"/>
-        </w:rPr>
-      </w:pPr>
-      <w:commentRangeStart w:id="4"/>
-      <w:r>
-        <w:rPr>
-          <w:rFonts w:cs="Noto Sans Medium"/>
-          <w:lang w:eastAsia="en-GB"/>
-        </w:rPr>
-        <w:t xml:space="preserve">This is the body text. </w:t>
+        <w:t>Dear</w:t>
       </w:r>
       <w:commentRangeEnd w:id="4"/>
       <w:r>
@@ -152,6 +109,86 @@
         </w:rPr>
         <w:commentReference w:id="4"/>
       </w:r>
+      <w:r>
+        <w:rPr>
+          <w:rFonts w:cs="Noto Sans Medium"/>
+          <w:lang w:eastAsia="en-GB"/>
+        </w:rPr>
+        <w:t xml:space="preserve"> </w:t>
+      </w:r>
+      <w:r>
+        <w:rPr>
+          <w:rFonts w:cs="Noto Sans Medium"/>
+          <w:lang w:eastAsia="en-GB"/>
+        </w:rPr>
+        <w:t xml:space="preserve">parent or guardian of </w:t>
+      </w:r>
+      <w:r>
+        <w:rPr>
+          <w:rFonts w:cs="Noto Sans"/>
+        </w:rPr>
+        <w:t>{d.</w:t>
+      </w:r>
+      <w:commentRangeStart w:id="5"/>
+      <w:r>
+        <w:rPr>
+          <w:rFonts w:cs="Noto Sans Medium"/>
+          <w:lang w:eastAsia="en-GB"/>
+        </w:rPr>
+        <w:t>fullName</w:t>
+      </w:r>
+      <w:commentRangeEnd w:id="5"/>
+      <w:r>
+        <w:rPr>
+          <w:rStyle w:val="CommentReference"/>
+          <w:rFonts w:cs="Noto Sans Medium"/>
+          <w:sz w:val="24"/>
+          <w:szCs w:val="24"/>
+          <w:lang w:eastAsia="en-GB"/>
+        </w:rPr>
+        <w:commentReference w:id="5"/>
+      </w:r>
+      <w:r>
+        <w:rPr>
+          <w:rFonts w:cs="Noto Sans Medium"/>
+          <w:lang w:eastAsia="en-GB"/>
+        </w:rPr>
+        <w:t>}</w:t>
+      </w:r>
+      <w:r>
+        <w:rPr>
+          <w:rFonts w:cs="Noto Sans Medium"/>
+          <w:lang w:eastAsia="en-GB"/>
+        </w:rPr>
+        <w:t>,</w:t>
+      </w:r>
+    </w:p>
+    <w:p>
+      <w:pPr>
+        <w:rPr>
+          <w:rFonts w:cs="Noto Sans Medium"/>
+          <w:lang w:eastAsia="en-GB"/>
+        </w:rPr>
+      </w:pPr>
+      <w:commentRangeStart w:id="6"/>
+      <w:r>
+        <w:rPr>
+          <w:rFonts w:cs="Noto Sans Medium"/>
+          <w:lang w:eastAsia="en-GB"/>
+        </w:rPr>
+        <w:t xml:space="preserve">This is the body text. </w:t>
+      </w:r>
+      <w:commentRangeEnd w:id="6"/>
+      <w:r>
+        <w:rPr>
+          <w:rStyle w:val="CommentReference"/>
+          <w:rFonts w:cs="Noto Sans Medium"/>
+          <w:sz w:val="24"/>
+          <w:szCs w:val="24"/>
+          <w:lang w:eastAsia="en-GB"/>
+        </w:rPr>
+        <w:commentReference w:id="6"/>
+      </w:r>
     </w:p>
     <w:p>
       <w:pPr>
@@ -217,6 +254,48 @@
           <w:lang w:eastAsia="en-GB"/>
         </w:rPr>
         <w:t>:</w:t>
+      </w:r>
+    </w:p>
+    <w:p>
+      <w:pPr>
+        <w:pStyle w:val="ListParagraph"/>
+      </w:pPr>
+      <w:commentRangeStart w:id="7"/>
+      <w:r>
+        <w:t>item 1 in a bulleted list</w:t>
+      </w:r>
+      <w:commentRangeEnd w:id="7"/>
+      <w:r>
+        <w:rPr>
+          <w:rStyle w:val="CommentReference"/>
+          <w:sz w:val="24"/>
+          <w:szCs w:val="24"/>
+        </w:rPr>
+        <w:commentReference w:id="7"/>
+      </w:r>
+    </w:p>
+    <w:p>
+      <w:pPr>
+        <w:pStyle w:val="ListParagraph"/>
+      </w:pPr>
+      <w:r>
+        <w:t>item 2 in a bulleted list</w:t>
+      </w:r>
+    </w:p>
+    <w:p>
+      <w:pPr>
+        <w:pStyle w:val="Heading2"/>
+        <w:rPr>
+          <w:rFonts w:cs="Noto Sans Medium"/>
+          <w:szCs w:val="24"/>
+        </w:rPr>
+      </w:pPr>
+      <w:r>
+        <w:rPr>
+          <w:rFonts w:cs="Noto Sans Medium"/>
+          <w:szCs w:val="24"/>
+        </w:rPr>
+        <w:t>Numbered steps</w:t>
       </w:r>
     </w:p>
     <w:p>
@@ -224,7 +303,7 @@
         <w:pStyle w:val="ListParagraph"/>
         <w:numPr>
           <w:ilvl w:val="0"/>
-          <w:numId w:val="6"/>
+          <w:numId w:val="9"/>
         </w:numPr>
         <w:spacing w:line="288" w:lineRule="auto"/>
         <w:rPr>
@@ -235,7 +314,6 @@
           <w14:ligatures w14:val="none"/>
         </w:rPr>
       </w:pPr>
-      <w:commentRangeStart w:id="5"/>
       <w:r>
         <w:rPr>
           <w:rFonts w:eastAsia="Times New Roman" w:cs="Noto Sans Medium"/>
@@ -244,31 +322,9 @@
           <w:lang w:eastAsia="en-GB"/>
           <w14:ligatures w14:val="none"/>
         </w:rPr>
-        <w:t>item 1 in a bulleted list</w:t>
-      </w:r>
-      <w:commentRangeEnd w:id="5"/>
-      <w:r>
-        <w:rPr>
-          <w:rStyle w:val="CommentReference"/>
-          <w:rFonts w:eastAsia="Times New Roman" w:cs="Noto Sans Medium"/>
-          <w:color w:val="0D0D0D" w:themeColor="text1" w:themeTint="F2"/>
-          <w:kern w:val="0"/>
-          <w:sz w:val="24"/>
-          <w:szCs w:val="24"/>
-          <w:lang w:eastAsia="en-GB"/>
-          <w14:ligatures w14:val="none"/>
-        </w:rPr>
-        <w:commentReference w:id="5"/>
-      </w:r>
-    </w:p>
-    <w:p>
-      <w:pPr>
-        <w:pStyle w:val="ListParagraph"/>
-        <w:numPr>
-          <w:ilvl w:val="0"/>
-          <w:numId w:val="6"/>
-        </w:numPr>
-        <w:spacing w:line="288" w:lineRule="auto"/>
+        <w:t>Step</w:t>
+      </w:r>
+      <w:r>
         <w:rPr>
           <w:rFonts w:eastAsia="Times New Roman" w:cs="Noto Sans Medium"/>
           <w:color w:val="0D0D0D" w:themeColor="text1" w:themeTint="F2"/>
@@ -276,8 +332,17 @@
           <w:lang w:eastAsia="en-GB"/>
           <w14:ligatures w14:val="none"/>
         </w:rPr>
-      </w:pPr>
-      <w:r>
+        <w:t xml:space="preserve"> 1 in a numbered list.</w:t>
+      </w:r>
+    </w:p>
+    <w:p>
+      <w:pPr>
+        <w:pStyle w:val="ListParagraph"/>
+        <w:numPr>
+          <w:ilvl w:val="0"/>
+          <w:numId w:val="9"/>
+        </w:numPr>
+        <w:spacing w:line="288" w:lineRule="auto"/>
         <w:rPr>
           <w:rFonts w:eastAsia="Times New Roman" w:cs="Noto Sans Medium"/>
           <w:color w:val="0D0D0D" w:themeColor="text1" w:themeTint="F2"/>
@@ -285,7 +350,16 @@
           <w:lang w:eastAsia="en-GB"/>
           <w14:ligatures w14:val="none"/>
         </w:rPr>
-        <w:t>item 2 in a bulleted list</w:t>
+      </w:pPr>
+      <w:r>
+        <w:rPr>
+          <w:rFonts w:eastAsia="Times New Roman" w:cs="Noto Sans Medium"/>
+          <w:color w:val="0D0D0D" w:themeColor="text1" w:themeTint="F2"/>
+          <w:kern w:val="0"/>
+          <w:lang w:eastAsia="en-GB"/>
+          <w14:ligatures w14:val="none"/>
+        </w:rPr>
+        <w:t>Step 2 in a numbered list.</w:t>
       </w:r>
     </w:p>
     <w:p>
@@ -363,14 +437,14 @@
         </w:rPr>
         <w:t xml:space="preserve">To add a </w:t>
       </w:r>
-      <w:commentRangeStart w:id="6"/>
+      <w:commentRangeStart w:id="8"/>
       <w:r>
         <w:rPr>
           <w:rFonts w:cs="Noto Sans Medium"/>
         </w:rPr>
         <w:t xml:space="preserve">personalisation </w:t>
       </w:r>
-      <w:commentRangeEnd w:id="6"/>
+      <w:commentRangeEnd w:id="8"/>
       <w:r>
         <w:rPr>
           <w:rStyle w:val="CommentReference"/>
@@ -378,85 +452,119 @@
           <w:sz w:val="24"/>
           <w:szCs w:val="24"/>
         </w:rPr>
-        <w:commentReference w:id="6"/>
-      </w:r>
-      <w:r>
-        <w:rPr>
-          <w:rFonts w:cs="Noto Sans Medium"/>
-        </w:rPr>
-        <w:t>field, include a placeholder with double brackets around it.</w:t>
-      </w:r>
-      <w:r>
-        <w:rPr>
-          <w:rFonts w:eastAsia="Times New Roman" w:cs="Noto Sans"/>
-          <w:kern w:val="0"/>
-          <w:lang w:eastAsia="en-GB"/>
-          <w14:ligatures w14:val="none"/>
+        <w:commentReference w:id="8"/>
+      </w:r>
+      <w:r>
+        <w:rPr>
+          <w:rFonts w:cs="Noto Sans Medium"/>
+        </w:rPr>
+        <w:t xml:space="preserve">field, include a placeholder with </w:t>
+      </w:r>
+      <w:r>
+        <w:rPr>
+          <w:rFonts w:cs="Noto Sans Medium"/>
+        </w:rPr>
+        <w:t>singly curly brackets</w:t>
+      </w:r>
+      <w:r>
+        <w:rPr>
+          <w:rFonts w:cs="Noto Sans Medium"/>
+        </w:rPr>
+        <w:t xml:space="preserve"> around it</w:t>
+      </w:r>
+      <w:r>
+        <w:rPr>
+          <w:rFonts w:cs="Noto Sans Medium"/>
+        </w:rPr>
+        <w:t xml:space="preserve"> and d. at the start</w:t>
+      </w:r>
+      <w:r>
+        <w:rPr>
+          <w:rFonts w:cs="Noto Sans Medium"/>
+        </w:rPr>
+        <w:t>.</w:t>
+      </w:r>
+      <w:r>
+        <w:rPr>
+          <w:rFonts w:cs="Noto Sans Medium"/>
+        </w:rPr>
+        <w:t xml:space="preserve"> For example:</w:t>
+      </w:r>
+    </w:p>
+    <w:p>
+      <w:pPr>
+        <w:rPr>
+          <w:rFonts w:cs="Noto Sans Medium"/>
+        </w:rPr>
+      </w:pPr>
+      <w:r>
+        <w:rPr>
+          <w:rFonts w:cs="Noto Sans Medium"/>
+        </w:rPr>
+        <w:t>Hello {d.fullName}, your NHS Number is {d.nhsNumber}. Your appointment is on {d.appointmentDate} at {d.gpSurgery}.</w:t>
+      </w:r>
+    </w:p>
+    <w:p>
+      <w:pPr>
+        <w:pStyle w:val="Heading2"/>
+        <w:rPr>
+          <w:rFonts w:cs="Noto Sans Medium"/>
+          <w:szCs w:val="24"/>
+        </w:rPr>
+      </w:pPr>
+      <w:r>
+        <w:rPr>
+          <w:rFonts w:cs="Noto Sans Medium"/>
+          <w:szCs w:val="24"/>
+        </w:rPr>
+        <w:lastRenderedPageBreak/>
+        <w:t>Links</w:t>
+      </w:r>
+    </w:p>
+    <w:p>
+      <w:pPr>
+        <w:rPr>
+          <w:rFonts w:cs="Noto Sans Medium"/>
+        </w:rPr>
+      </w:pPr>
+      <w:r>
+        <w:rPr>
+          <w:rFonts w:cs="Noto Sans Medium"/>
+        </w:rPr>
+        <w:t xml:space="preserve">Write </w:t>
+      </w:r>
+      <w:r>
+        <w:rPr>
+          <w:rFonts w:cs="Noto Sans Medium"/>
+        </w:rPr>
+        <w:t>links in full</w:t>
+      </w:r>
+      <w:r>
+        <w:rPr>
+          <w:rFonts w:cs="Noto Sans Medium"/>
+        </w:rPr>
+        <w:t xml:space="preserve">. </w:t>
+      </w:r>
+      <w:r>
+        <w:rPr>
+          <w:rFonts w:cs="Noto Sans Medium"/>
+        </w:rPr>
+        <w:t>For example</w:t>
+      </w:r>
+      <w:r>
+        <w:rPr>
+          <w:rFonts w:cs="Noto Sans Medium"/>
+        </w:rPr>
+        <w:t>,</w:t>
+      </w:r>
+      <w:r>
+        <w:rPr>
+          <w:rFonts w:cs="Noto Sans Medium"/>
         </w:rPr>
         <w:t xml:space="preserve"> </w:t>
       </w:r>
       <w:r>
         <w:rPr>
-          <w:rFonts w:cs="Noto Sans Medium"/>
-        </w:rPr>
-        <w:t>For example: </w:t>
-      </w:r>
-    </w:p>
-    <w:p>
-      <w:pPr>
-        <w:rPr>
-          <w:rFonts w:cs="Noto Sans Medium"/>
-        </w:rPr>
-      </w:pPr>
-      <w:r>
-        <w:rPr>
-          <w:rFonts w:cs="Noto Sans Medium"/>
-        </w:rPr>
-        <w:t>Hello {d.fullName}, your NHS Number is {d.nhsNumber}. Your appointment is on {d.appointmentDate} at {d.gpSurgery}.</w:t>
-      </w:r>
-    </w:p>
-    <w:p>
-      <w:pPr>
-        <w:pStyle w:val="Heading2"/>
-        <w:rPr>
-          <w:rFonts w:cs="Noto Sans Medium"/>
-          <w:szCs w:val="24"/>
-        </w:rPr>
-      </w:pPr>
-      <w:r>
-        <w:rPr>
-          <w:rFonts w:cs="Noto Sans Medium"/>
-          <w:szCs w:val="24"/>
-        </w:rPr>
-        <w:t>Links</w:t>
-      </w:r>
-    </w:p>
-    <w:p>
-      <w:pPr>
-        <w:rPr>
-          <w:rFonts w:cs="Noto Sans Medium"/>
-        </w:rPr>
-      </w:pPr>
-      <w:r>
-        <w:rPr>
-          <w:rFonts w:cs="Noto Sans Medium"/>
-        </w:rPr>
-        <w:t>Write links in full</w:t>
-      </w:r>
-      <w:r>
-        <w:rPr>
-          <w:rFonts w:cs="Noto Sans Medium"/>
-        </w:rPr>
-        <w:t xml:space="preserve">. </w:t>
-      </w:r>
-      <w:r>
-        <w:rPr>
-          <w:rFonts w:cs="Noto Sans Medium"/>
-        </w:rPr>
-        <w:t xml:space="preserve">For example, </w:t>
-      </w:r>
-      <w:r>
-        <w:rPr>
           <w:rStyle w:val="Hyperlink"/>
         </w:rPr>
         <w:fldChar w:fldCharType="begin"/>
@@ -467,14 +575,14 @@
         </w:rPr>
         <w:instrText>HYPERLINK "http://</w:instrText>
       </w:r>
-      <w:commentRangeStart w:id="7"/>
+      <w:commentRangeStart w:id="9"/>
       <w:r>
         <w:rPr>
           <w:rStyle w:val="Hyperlink"/>
         </w:rPr>
         <w:instrText>www.service-manual.nhs.uk/content</w:instrText>
       </w:r>
-      <w:commentRangeEnd w:id="7"/>
+      <w:commentRangeEnd w:id="9"/>
       <w:r>
         <w:rPr>
           <w:rStyle w:val="CommentReference"/>
@@ -482,7 +590,7 @@
           <w:sz w:val="24"/>
           <w:szCs w:val="24"/>
         </w:rPr>
-        <w:commentReference w:id="7"/>
+        <w:commentReference w:id="9"/>
       </w:r>
       <w:r>
         <w:rPr>
@@ -517,7 +625,37 @@
         <w:rPr>
           <w:rFonts w:cs="Noto Sans Medium"/>
         </w:rPr>
-        <w:t>. Put links in bold to make them stand out. Do not use underlined text for links.</w:t>
+        <w:t>.</w:t>
+      </w:r>
+      <w:r>
+        <w:rPr>
+          <w:rFonts w:cs="Noto Sans Medium"/>
+        </w:rPr>
+        <w:t xml:space="preserve"> </w:t>
+      </w:r>
+      <w:r>
+        <w:rPr>
+          <w:rFonts w:cs="Noto Sans Medium"/>
+        </w:rPr>
+        <w:t xml:space="preserve">Put links in bold to make them stand out. </w:t>
+      </w:r>
+      <w:r>
+        <w:rPr>
+          <w:rFonts w:cs="Noto Sans Medium"/>
+        </w:rPr>
+        <w:t>Do not</w:t>
+      </w:r>
+      <w:r>
+        <w:rPr>
+          <w:rFonts w:cs="Noto Sans Medium"/>
+        </w:rPr>
+        <w:t xml:space="preserve"> use </w:t>
+      </w:r>
+      <w:r>
+        <w:rPr>
+          <w:rFonts w:cs="Noto Sans Medium"/>
+        </w:rPr>
+        <w:t>underlined text for links.</w:t>
       </w:r>
     </w:p>
     <w:p>
@@ -596,9 +734,16 @@
     <w:p>
       <w:pPr>
         <w:pStyle w:val="Heading2"/>
-      </w:pPr>
-      <w:r>
-        <w:lastRenderedPageBreak/>
+        <w:rPr>
+          <w:rFonts w:cs="Noto Sans Medium"/>
+          <w:szCs w:val="24"/>
+        </w:rPr>
+      </w:pPr>
+      <w:r>
+        <w:rPr>
+          <w:rFonts w:cs="Noto Sans Medium"/>
+          <w:szCs w:val="24"/>
+        </w:rPr>
         <w:t>QR codes</w:t>
       </w:r>
     </w:p>
@@ -700,8 +845,15 @@
           <w:rFonts w:cs="Noto Sans Medium"/>
           <w:noProof/>
         </w:rPr>
+        <w:t xml:space="preserve"> </w:t>
+      </w:r>
+      <w:r>
+        <w:rPr>
+          <w:rFonts w:cs="Noto Sans Medium"/>
+          <w:noProof/>
+        </w:rPr>
         <w:drawing>
-          <wp:inline distT="0" distB="0" distL="0" distR="0" wp14:anchorId="1EB53E18" wp14:editId="490D58C6">
+          <wp:inline distT="0" distB="0" distL="0" distR="0" wp14:anchorId="1EB53E18" wp14:editId="2EF9330C">
             <wp:extent cx="1336431" cy="1336431"/>
             <wp:effectExtent l="0" t="0" r="0" b="0"/>
             <wp:docPr id="1392541066" name="Picture 2" descr="A qr code with a black background&#10;&#10;Description automatically generated"/>
@@ -781,7 +933,13 @@
         <w:rPr>
           <w:rStyle w:val="Hyperlink"/>
         </w:rPr>
-        <w:t>www.notify.nhs.uk</w:t>
+        <w:t>w</w:t>
+      </w:r>
+      <w:r>
+        <w:rPr>
+          <w:rStyle w:val="Hyperlink"/>
+        </w:rPr>
+        <w:t>ww.notify.nhs.uk</w:t>
       </w:r>
       <w:r>
         <w:rPr>
@@ -849,6 +1007,12 @@
           <w:rFonts w:cs="Noto Sans Medium"/>
         </w:rPr>
         <w:t xml:space="preserve"> a paragraph to run over different pages, add a page break before the paragraph.</w:t>
+      </w:r>
+      <w:r>
+        <w:rPr>
+          <w:noProof/>
+        </w:rPr>
+        <w:t xml:space="preserve"> </w:t>
       </w:r>
     </w:p>
     <w:p>
@@ -923,6 +1087,7 @@
       <w:pPr>
         <w:pStyle w:val="Heading2"/>
         <w:rPr>
+          <w:rStyle w:val="normaltextrun"/>
           <w:rFonts w:cs="Noto Sans Medium"/>
           <w:szCs w:val="24"/>
         </w:rPr>
@@ -987,23 +1152,38 @@
         </w:rPr>
         <w:t xml:space="preserve"> protection or privacy notices.</w:t>
       </w:r>
+      <w:r>
+        <w:rPr>
+          <w:noProof/>
+        </w:rPr>
+        <w:t xml:space="preserve"> </w:t>
+      </w:r>
+      <w:r>
+        <w:rPr>
+          <w:noProof/>
+        </w:rPr>
+        <w:t xml:space="preserve"> </w:t>
+      </w:r>
     </w:p>
     <w:sectPr>
-      <w:footerReference w:type="default" r:id="rId13"/>
-      <w:headerReference w:type="first" r:id="rId14"/>
-      <w:footerReference w:type="first" r:id="rId15"/>
-      <w:pgSz w:w="11906" w:h="16838" w:code="9"/>
-      <w:pgMar w:top="567" w:right="851" w:bottom="284" w:left="851" w:header="284" w:footer="284" w:gutter="0"/>
+      <w:headerReference w:type="even" r:id="rId13"/>
+      <w:headerReference w:type="default" r:id="rId14"/>
+      <w:footerReference w:type="even" r:id="rId15"/>
+      <w:footerReference w:type="default" r:id="rId16"/>
+      <w:headerReference w:type="first" r:id="rId17"/>
+      <w:footerReference w:type="first" r:id="rId18"/>
+      <w:pgSz w:w="11906" w:h="16838"/>
+      <w:pgMar w:top="567" w:right="964" w:bottom="284" w:left="964" w:header="284" w:footer="396" w:gutter="0"/>
       <w:cols w:space="708"/>
       <w:titlePg/>
-      <w:docGrid w:linePitch="435"/>
+      <w:docGrid w:linePitch="360"/>
     </w:sectPr>
   </w:body>
 </w:document>
 </file>
 
 <file path=word/comments.xml><?xml version="1.0" encoding="utf-8"?>
-<w:comments xmlns:wpc="http://schemas.microsoft.com/office/word/2010/wordprocessingCanvas" xmlns:cx="http://schemas.microsoft.com/office/drawing/2014/chartex" xmlns:cx1="http://schemas.microsoft.com/office/drawing/2015/9/8/chartex" xmlns:cx2="http://schemas.microsoft.com/office/drawing/2015/10/21/chartex" xmlns:cx3="http://schemas.microsoft.com/office/drawing/2016/5/9/chartex" xmlns:cx4="http://schemas.microsoft.com/office/drawing/2016/5/10/chartex" xmlns:cx5="http://schemas.microsoft.com/office/drawing/2016/5/11/chartex" xmlns:cx6="http://schemas.microsoft.com/office/drawing/2016/5/12/chartex" xmlns:cx7="http://schemas.microsoft.com/office/drawing/2016/5/13/chartex" xmlns:cx8="http://schemas.microsoft.com/office/drawing/2016/5/14/chartex" xmlns:mc="http://schemas.openxmlformats.org/markup-compatibility/2006" xmlns:aink="http://schemas.microsoft.com/office/drawing/2016/ink" xmlns:am3d="http://schemas.microsoft.com/office/drawing/2017/model3d" xmlns:o="urn:schemas-microsoft-com:office:office" xmlns:oel="http://schemas.microsoft.com/office/2019/extlst" xmlns:r="http://schemas.openxmlformats.org/officeDocument/2006/relationships" xmlns:m="http://schemas.openxmlformats.org/officeDocument/2006/math" xmlns:v="urn:schemas-microsoft-com:vml" xmlns:wp14="http://schemas.microsoft.com/office/word/2010/wordprocessingDrawing" xmlns:wp="http://schemas.openxmlformats.org/drawingml/2006/wordprocessingDrawing" xmlns:w10="urn:schemas-microsoft-com:office:word" xmlns:w="http://schemas.openxmlformats.org/wordprocessingml/2006/main" xmlns:w14="http://schemas.microsoft.com/office/word/2010/wordml" xmlns:w15="http://schemas.microsoft.com/office/word/2012/wordml" xmlns:w16cex="http://schemas.microsoft.com/office/word/2018/wordml/cex" xmlns:w16cid="http://schemas.microsoft.com/office/word/2016/wordml/cid" xmlns:w16="http://schemas.microsoft.com/office/word/2018/wordml" xmlns:w16du="http://schemas.microsoft.com/office/word/2023/wordml/word16du" xmlns:w16sdtdh="http://schemas.microsoft.com/office/word/2020/wordml/sdtdatahash" xmlns:w16sdtfl="http://schemas.microsoft.com/office/word/2024/wordml/sdtformatlock" xmlns:w16se="http://schemas.microsoft.com/office/word/2015/wordml/symex" xmlns:wpg="http://schemas.microsoft.com/office/word/2010/wordprocessingGroup" xmlns:wpi="http://schemas.microsoft.com/office/word/2010/wordprocessingInk" xmlns:wne="http://schemas.microsoft.com/office/word/2006/wordml" xmlns:wps="http://schemas.microsoft.com/office/word/2010/wordprocessingShape" mc:Ignorable="w14 w15 w16se w16cid w16 w16cex w16sdtdh w16sdtfl w16du wp14">
+<w:comments xmlns:wpc="http://schemas.microsoft.com/office/word/2010/wordprocessingCanvas" xmlns:cx="http://schemas.microsoft.com/office/drawing/2014/chartex" xmlns:cx1="http://schemas.microsoft.com/office/drawing/2015/9/8/chartex" xmlns:cx2="http://schemas.microsoft.com/office/drawing/2015/10/21/chartex" xmlns:cx3="http://schemas.microsoft.com/office/drawing/2016/5/9/chartex" xmlns:cx4="http://schemas.microsoft.com/office/drawing/2016/5/10/chartex" xmlns:cx5="http://schemas.microsoft.com/office/drawing/2016/5/11/chartex" xmlns:cx6="http://schemas.microsoft.com/office/drawing/2016/5/12/chartex" xmlns:cx7="http://schemas.microsoft.com/office/drawing/2016/5/13/chartex" xmlns:cx8="http://schemas.microsoft.com/office/drawing/2016/5/14/chartex" xmlns:mc="http://schemas.openxmlformats.org/markup-compatibility/2006" xmlns:aink="http://schemas.microsoft.com/office/drawing/2016/ink" xmlns:am3d="http://schemas.microsoft.com/office/drawing/2017/model3d" xmlns:o="urn:schemas-microsoft-com:office:office" xmlns:oel="http://schemas.microsoft.com/office/2019/extlst" xmlns:r="http://schemas.openxmlformats.org/officeDocument/2006/relationships" xmlns:m="http://schemas.openxmlformats.org/officeDocument/2006/math" xmlns:v="urn:schemas-microsoft-com:vml" xmlns:wp14="http://schemas.microsoft.com/office/word/2010/wordprocessingDrawing" xmlns:wp="http://schemas.openxmlformats.org/drawingml/2006/wordprocessingDrawing" xmlns:w10="urn:schemas-microsoft-com:office:word" xmlns:w="http://schemas.openxmlformats.org/wordprocessingml/2006/main" xmlns:w14="http://schemas.microsoft.com/office/word/2010/wordml" xmlns:w15="http://schemas.microsoft.com/office/word/2012/wordml" xmlns:w16cei="http://schemas.microsoft.com/office/word/2026/wordml/cei" xmlns:w16cex="http://schemas.microsoft.com/office/word/2018/wordml/cex" xmlns:w16cid="http://schemas.microsoft.com/office/word/2016/wordml/cid" xmlns:w16="http://schemas.microsoft.com/office/word/2018/wordml" xmlns:w16du="http://schemas.microsoft.com/office/word/2023/wordml/word16du" xmlns:w16sdtdh="http://schemas.microsoft.com/office/word/2020/wordml/sdtdatahash" xmlns:w16sdtfl="http://schemas.microsoft.com/office/word/2024/wordml/sdtformatlock" xmlns:w16se="http://schemas.microsoft.com/office/word/2015/wordml/symex" xmlns:wpg="http://schemas.microsoft.com/office/word/2010/wordprocessingGroup" xmlns:wpi="http://schemas.microsoft.com/office/word/2010/wordprocessingInk" xmlns:wne="http://schemas.microsoft.com/office/word/2006/wordml" xmlns:wps="http://schemas.microsoft.com/office/word/2010/wordprocessingShape" mc:Ignorable="w14 w15 w16se w16cid w16 w16cex w16sdtdh w16sdtfl w16du wp14">
   <w:comment w:id="3" w:author="GIFFORD, Emma (NHS ENGLAND - X26)" w:date="2024-08-27T13:51:00Z" w:initials="EG">
     <w:p>
       <w:pPr>
@@ -1131,7 +1311,7 @@
       </w:r>
     </w:p>
   </w:comment>
-  <w:comment w:id="4" w:author="GIFFORD, Emma (NHS ENGLAND - X26)" w:date="2024-09-12T17:44:00Z" w:initials="EG">
+  <w:comment w:id="4" w:author="GIFFORD, Emma (NHS ENGLAND - X26)" w:date="2024-09-13T10:53:00Z" w:initials="EG">
     <w:p>
       <w:pPr>
         <w:pStyle w:val="CommentText"/>
@@ -1143,11 +1323,138 @@
         <w:annotationRef/>
       </w:r>
       <w:r>
+        <w:t xml:space="preserve">Organise your content using the correct styles. </w:t>
+      </w:r>
+    </w:p>
+    <w:p>
+      <w:pPr>
+        <w:pStyle w:val="CommentText"/>
+      </w:pPr>
+    </w:p>
+    <w:p>
+      <w:pPr>
+        <w:pStyle w:val="CommentText"/>
+      </w:pPr>
+      <w:r>
+        <w:t xml:space="preserve">If you’re copying and pasting text from another document, paste it without any formatting. Then </w:t>
+      </w:r>
+      <w:hyperlink r:id="rId2" w:history="1">
+        <w:r>
+          <w:rPr>
+            <w:rStyle w:val="Hyperlink"/>
+          </w:rPr>
+          <w:t>apply the styles</w:t>
+        </w:r>
+      </w:hyperlink>
+      <w:r>
+        <w:t xml:space="preserve"> embedded in this template. </w:t>
+      </w:r>
+      <w:r>
+        <w:rPr>
+          <w:color w:val="1E1E1E"/>
+          <w:highlight w:val="white"/>
+        </w:rPr>
+        <w:t>Highlight the text you want to format,</w:t>
+      </w:r>
+      <w:r>
+        <w:t xml:space="preserve"> then select the style you want in the styles gallery.</w:t>
+      </w:r>
+    </w:p>
+    <w:p>
+      <w:pPr>
+        <w:pStyle w:val="CommentText"/>
+      </w:pPr>
+    </w:p>
+    <w:p>
+      <w:pPr>
+        <w:pStyle w:val="CommentText"/>
+      </w:pPr>
+      <w:r>
+        <w:t xml:space="preserve">Or use Microsoft Word’s </w:t>
+      </w:r>
+      <w:hyperlink r:id="rId3" w:history="1">
+        <w:r>
+          <w:rPr>
+            <w:rStyle w:val="Hyperlink"/>
+          </w:rPr>
+          <w:t>format painter</w:t>
+        </w:r>
+      </w:hyperlink>
+      <w:r>
+        <w:t xml:space="preserve"> to copy the formatting of styles in this document and apply it to your text.</w:t>
+      </w:r>
+    </w:p>
+  </w:comment>
+  <w:comment w:id="5" w:author="GIFFORD, Emma (NHS ENGLAND - X26)" w:date="2024-08-27T13:33:00Z" w:initials="EG">
+    <w:p>
+      <w:pPr>
+        <w:pStyle w:val="CommentText"/>
+      </w:pPr>
+      <w:r>
+        <w:rPr>
+          <w:rStyle w:val="CommentReference"/>
+        </w:rPr>
+        <w:annotationRef/>
+      </w:r>
+      <w:r>
+        <w:t xml:space="preserve">The recipient's full name is a personalisation field. </w:t>
+      </w:r>
+    </w:p>
+    <w:p>
+      <w:pPr>
+        <w:pStyle w:val="CommentText"/>
+      </w:pPr>
+    </w:p>
+    <w:p>
+      <w:pPr>
+        <w:pStyle w:val="CommentText"/>
+      </w:pPr>
+      <w:r>
+        <w:t>This is a placeholder with double brackets around it. You do not need to change this.</w:t>
+      </w:r>
+    </w:p>
+    <w:p>
+      <w:pPr>
+        <w:pStyle w:val="CommentText"/>
+      </w:pPr>
+    </w:p>
+    <w:p>
+      <w:pPr>
+        <w:pStyle w:val="CommentText"/>
+      </w:pPr>
+      <w:r>
+        <w:t xml:space="preserve">Read </w:t>
+      </w:r>
+      <w:hyperlink r:id="rId4" w:history="1">
+        <w:r>
+          <w:rPr>
+            <w:rStyle w:val="Hyperlink"/>
+          </w:rPr>
+          <w:t>how to provide personalisation data</w:t>
+        </w:r>
+      </w:hyperlink>
+      <w:r>
+        <w:t xml:space="preserve"> and the full list of personalisation fields that are available in PDS.</w:t>
+      </w:r>
+    </w:p>
+  </w:comment>
+  <w:comment w:id="6" w:author="GIFFORD, Emma (NHS ENGLAND - X26)" w:date="2024-09-12T17:44:00Z" w:initials="EG">
+    <w:p>
+      <w:pPr>
+        <w:pStyle w:val="CommentText"/>
+      </w:pPr>
+      <w:r>
+        <w:rPr>
+          <w:rStyle w:val="CommentReference"/>
+        </w:rPr>
+        <w:annotationRef/>
+      </w:r>
+      <w:r>
         <w:t>Use the style ‘Normal’ for body text.</w:t>
       </w:r>
     </w:p>
   </w:comment>
-  <w:comment w:id="5" w:author="GIFFORD, Emma (NHS ENGLAND - X26)" w:date="2024-09-12T17:44:00Z" w:initials="EG">
+  <w:comment w:id="7" w:author="GIFFORD, Emma (NHS ENGLAND - X26)" w:date="2024-09-12T17:44:00Z" w:initials="EG">
     <w:p>
       <w:pPr>
         <w:pStyle w:val="CommentText"/>
@@ -1163,7 +1470,7 @@
       </w:r>
     </w:p>
   </w:comment>
-  <w:comment w:id="6" w:author="GIFFORD, Emma (NHS ENGLAND - X26)" w:date="2024-09-10T11:43:00Z" w:initials="EG">
+  <w:comment w:id="8" w:author="GIFFORD, Emma (NHS ENGLAND - X26)" w:date="2024-09-10T11:43:00Z" w:initials="EG">
     <w:p>
       <w:pPr>
         <w:pStyle w:val="CommentText"/>
@@ -1177,7 +1484,7 @@
       <w:r>
         <w:t xml:space="preserve">Read the </w:t>
       </w:r>
-      <w:hyperlink r:id="rId2" w:history="1">
+      <w:hyperlink r:id="rId5" w:history="1">
         <w:r>
           <w:rPr>
             <w:rStyle w:val="Hyperlink"/>
@@ -1190,7 +1497,7 @@
       </w:r>
     </w:p>
   </w:comment>
-  <w:comment w:id="7" w:author="GIFFORD, Emma (NHS ENGLAND - X26)" w:date="2024-09-30T10:55:00Z" w:initials="EG">
+  <w:comment w:id="9" w:author="GIFFORD, Emma (NHS ENGLAND - X26)" w:date="2024-09-30T10:55:00Z" w:initials="EG">
     <w:p>
       <w:pPr>
         <w:pStyle w:val="CommentText"/>
@@ -1210,24 +1517,28 @@
 </file>
 
 <file path=word/commentsExtended.xml><?xml version="1.0" encoding="utf-8"?>
-<w15:commentsEx xmlns:wpc="http://schemas.microsoft.com/office/word/2010/wordprocessingCanvas" xmlns:cx="http://schemas.microsoft.com/office/drawing/2014/chartex" xmlns:cx1="http://schemas.microsoft.com/office/drawing/2015/9/8/chartex" xmlns:cx2="http://schemas.microsoft.com/office/drawing/2015/10/21/chartex" xmlns:cx3="http://schemas.microsoft.com/office/drawing/2016/5/9/chartex" xmlns:cx4="http://schemas.microsoft.com/office/drawing/2016/5/10/chartex" xmlns:cx5="http://schemas.microsoft.com/office/drawing/2016/5/11/chartex" xmlns:cx6="http://schemas.microsoft.com/office/drawing/2016/5/12/chartex" xmlns:cx7="http://schemas.microsoft.com/office/drawing/2016/5/13/chartex" xmlns:cx8="http://schemas.microsoft.com/office/drawing/2016/5/14/chartex" xmlns:mc="http://schemas.openxmlformats.org/markup-compatibility/2006" xmlns:aink="http://schemas.microsoft.com/office/drawing/2016/ink" xmlns:am3d="http://schemas.microsoft.com/office/drawing/2017/model3d" xmlns:o="urn:schemas-microsoft-com:office:office" xmlns:oel="http://schemas.microsoft.com/office/2019/extlst" xmlns:r="http://schemas.openxmlformats.org/officeDocument/2006/relationships" xmlns:m="http://schemas.openxmlformats.org/officeDocument/2006/math" xmlns:v="urn:schemas-microsoft-com:vml" xmlns:wp14="http://schemas.microsoft.com/office/word/2010/wordprocessingDrawing" xmlns:wp="http://schemas.openxmlformats.org/drawingml/2006/wordprocessingDrawing" xmlns:w10="urn:schemas-microsoft-com:office:word" xmlns:w="http://schemas.openxmlformats.org/wordprocessingml/2006/main" xmlns:w14="http://schemas.microsoft.com/office/word/2010/wordml" xmlns:w15="http://schemas.microsoft.com/office/word/2012/wordml" xmlns:w16cex="http://schemas.microsoft.com/office/word/2018/wordml/cex" xmlns:w16cid="http://schemas.microsoft.com/office/word/2016/wordml/cid" xmlns:w16="http://schemas.microsoft.com/office/word/2018/wordml" xmlns:w16du="http://schemas.microsoft.com/office/word/2023/wordml/word16du" xmlns:w16sdtdh="http://schemas.microsoft.com/office/word/2020/wordml/sdtdatahash" xmlns:w16sdtfl="http://schemas.microsoft.com/office/word/2024/wordml/sdtformatlock" xmlns:w16se="http://schemas.microsoft.com/office/word/2015/wordml/symex" xmlns:wpg="http://schemas.microsoft.com/office/word/2010/wordprocessingGroup" xmlns:wpi="http://schemas.microsoft.com/office/word/2010/wordprocessingInk" xmlns:wne="http://schemas.microsoft.com/office/word/2006/wordml" xmlns:wps="http://schemas.microsoft.com/office/word/2010/wordprocessingShape" mc:Ignorable="w14 w15 w16se w16cid w16 w16cex w16sdtdh w16sdtfl w16du wp14">
+<w15:commentsEx xmlns:wpc="http://schemas.microsoft.com/office/word/2010/wordprocessingCanvas" xmlns:cx="http://schemas.microsoft.com/office/drawing/2014/chartex" xmlns:cx1="http://schemas.microsoft.com/office/drawing/2015/9/8/chartex" xmlns:cx2="http://schemas.microsoft.com/office/drawing/2015/10/21/chartex" xmlns:cx3="http://schemas.microsoft.com/office/drawing/2016/5/9/chartex" xmlns:cx4="http://schemas.microsoft.com/office/drawing/2016/5/10/chartex" xmlns:cx5="http://schemas.microsoft.com/office/drawing/2016/5/11/chartex" xmlns:cx6="http://schemas.microsoft.com/office/drawing/2016/5/12/chartex" xmlns:cx7="http://schemas.microsoft.com/office/drawing/2016/5/13/chartex" xmlns:cx8="http://schemas.microsoft.com/office/drawing/2016/5/14/chartex" xmlns:mc="http://schemas.openxmlformats.org/markup-compatibility/2006" xmlns:aink="http://schemas.microsoft.com/office/drawing/2016/ink" xmlns:am3d="http://schemas.microsoft.com/office/drawing/2017/model3d" xmlns:o="urn:schemas-microsoft-com:office:office" xmlns:oel="http://schemas.microsoft.com/office/2019/extlst" xmlns:r="http://schemas.openxmlformats.org/officeDocument/2006/relationships" xmlns:m="http://schemas.openxmlformats.org/officeDocument/2006/math" xmlns:v="urn:schemas-microsoft-com:vml" xmlns:wp14="http://schemas.microsoft.com/office/word/2010/wordprocessingDrawing" xmlns:wp="http://schemas.openxmlformats.org/drawingml/2006/wordprocessingDrawing" xmlns:w10="urn:schemas-microsoft-com:office:word" xmlns:w="http://schemas.openxmlformats.org/wordprocessingml/2006/main" xmlns:w14="http://schemas.microsoft.com/office/word/2010/wordml" xmlns:w15="http://schemas.microsoft.com/office/word/2012/wordml" xmlns:w16cei="http://schemas.microsoft.com/office/word/2026/wordml/cei" xmlns:w16cex="http://schemas.microsoft.com/office/word/2018/wordml/cex" xmlns:w16cid="http://schemas.microsoft.com/office/word/2016/wordml/cid" xmlns:w16="http://schemas.microsoft.com/office/word/2018/wordml" xmlns:w16du="http://schemas.microsoft.com/office/word/2023/wordml/word16du" xmlns:w16sdtdh="http://schemas.microsoft.com/office/word/2020/wordml/sdtdatahash" xmlns:w16sdtfl="http://schemas.microsoft.com/office/word/2024/wordml/sdtformatlock" xmlns:w16se="http://schemas.microsoft.com/office/word/2015/wordml/symex" xmlns:wpg="http://schemas.microsoft.com/office/word/2010/wordprocessingGroup" xmlns:wpi="http://schemas.microsoft.com/office/word/2010/wordprocessingInk" xmlns:wne="http://schemas.microsoft.com/office/word/2006/wordml" xmlns:wps="http://schemas.microsoft.com/office/word/2010/wordprocessingShape" mc:Ignorable="w14 w15 w16se w16cid w16 w16cex w16sdtdh w16sdtfl w16du wp14">
   <w15:commentEx w15:paraId="5658C2AB" w15:done="0"/>
   <w15:commentEx w15:paraId="5D816678" w15:done="0"/>
   <w15:commentEx w15:paraId="600C8EC2" w15:done="0"/>
   <w15:commentEx w15:paraId="2A955318" w15:done="0"/>
+  <w15:commentEx w15:paraId="7B27D2F3" w15:done="0"/>
+  <w15:commentEx w15:paraId="54AC1DDD" w15:done="0"/>
   <w15:commentEx w15:paraId="7348D7CE" w15:done="0"/>
   <w15:commentEx w15:paraId="40373886" w15:done="0"/>
-  <w15:commentEx w15:paraId="4DAD23E4" w15:done="0"/>
-  <w15:commentEx w15:paraId="738EDEBD" w15:done="0"/>
+  <w15:commentEx w15:paraId="21401BBE" w15:done="0"/>
+  <w15:commentEx w15:paraId="59F2E32A" w15:done="0"/>
 </w15:commentsEx>
 </file>
 
 <file path=word/commentsExtensible.xml><?xml version="1.0" encoding="utf-8"?>
-<w16cex:commentsExtensible xmlns:wpc="http://schemas.microsoft.com/office/word/2010/wordprocessingCanvas" xmlns:cx="http://schemas.microsoft.com/office/drawing/2014/chartex" xmlns:cx1="http://schemas.microsoft.com/office/drawing/2015/9/8/chartex" xmlns:cx2="http://schemas.microsoft.com/office/drawing/2015/10/21/chartex" xmlns:cx3="http://schemas.microsoft.com/office/drawing/2016/5/9/chartex" xmlns:cx4="http://schemas.microsoft.com/office/drawing/2016/5/10/chartex" xmlns:cx5="http://schemas.microsoft.com/office/drawing/2016/5/11/chartex" xmlns:cx6="http://schemas.microsoft.com/office/drawing/2016/5/12/chartex" xmlns:cx7="http://schemas.microsoft.com/office/drawing/2016/5/13/chartex" xmlns:cx8="http://schemas.microsoft.com/office/drawing/2016/5/14/chartex" xmlns:cr="http://schemas.microsoft.com/office/comments/2020/reactions" xmlns:mc="http://schemas.openxmlformats.org/markup-compatibility/2006" xmlns:aink="http://schemas.microsoft.com/office/drawing/2016/ink" xmlns:am3d="http://schemas.microsoft.com/office/drawing/2017/model3d" xmlns:o="urn:schemas-microsoft-com:office:office" xmlns:oel="http://schemas.microsoft.com/office/2019/extlst" xmlns:r="http://schemas.openxmlformats.org/officeDocument/2006/relationships" xmlns:m="http://schemas.openxmlformats.org/officeDocument/2006/math" xmlns:v="urn:schemas-microsoft-com:vml" xmlns:wp14="http://schemas.microsoft.com/office/word/2010/wordprocessingDrawing" xmlns:wp="http://schemas.openxmlformats.org/drawingml/2006/wordprocessingDrawing" xmlns:w10="urn:schemas-microsoft-com:office:word" xmlns:w="http://schemas.openxmlformats.org/wordprocessingml/2006/main" xmlns:w14="http://schemas.microsoft.com/office/word/2010/wordml" xmlns:w15="http://schemas.microsoft.com/office/word/2012/wordml" xmlns:w16cex="http://schemas.microsoft.com/office/word/2018/wordml/cex" xmlns:w16cid="http://schemas.microsoft.com/office/word/2016/wordml/cid" xmlns:w16="http://schemas.microsoft.com/office/word/2018/wordml" xmlns:w16du="http://schemas.microsoft.com/office/word/2023/wordml/word16du" xmlns:w16sdtdh="http://schemas.microsoft.com/office/word/2020/wordml/sdtdatahash" xmlns:w16sdtfl="http://schemas.microsoft.com/office/word/2024/wordml/sdtformatlock" xmlns:w16se="http://schemas.microsoft.com/office/word/2015/wordml/symex" xmlns:wpg="http://schemas.microsoft.com/office/word/2010/wordprocessingGroup" xmlns:wpi="http://schemas.microsoft.com/office/word/2010/wordprocessingInk" xmlns:wne="http://schemas.microsoft.com/office/word/2006/wordml" xmlns:wps="http://schemas.microsoft.com/office/word/2010/wordprocessingShape" mc:Ignorable="w14 w15 w16se w16cid w16 w16cex w16sdtdh w16sdtfl cr w16du wp14">
+<w16cex:commentsExtensible xmlns:wpc="http://schemas.microsoft.com/office/word/2010/wordprocessingCanvas" xmlns:cx="http://schemas.microsoft.com/office/drawing/2014/chartex" xmlns:cx1="http://schemas.microsoft.com/office/drawing/2015/9/8/chartex" xmlns:cx2="http://schemas.microsoft.com/office/drawing/2015/10/21/chartex" xmlns:cx3="http://schemas.microsoft.com/office/drawing/2016/5/9/chartex" xmlns:cx4="http://schemas.microsoft.com/office/drawing/2016/5/10/chartex" xmlns:cx5="http://schemas.microsoft.com/office/drawing/2016/5/11/chartex" xmlns:cx6="http://schemas.microsoft.com/office/drawing/2016/5/12/chartex" xmlns:cx7="http://schemas.microsoft.com/office/drawing/2016/5/13/chartex" xmlns:cx8="http://schemas.microsoft.com/office/drawing/2016/5/14/chartex" xmlns:cr="http://schemas.microsoft.com/office/comments/2020/reactions" xmlns:mc="http://schemas.openxmlformats.org/markup-compatibility/2006" xmlns:aink="http://schemas.microsoft.com/office/drawing/2016/ink" xmlns:am3d="http://schemas.microsoft.com/office/drawing/2017/model3d" xmlns:o="urn:schemas-microsoft-com:office:office" xmlns:oel="http://schemas.microsoft.com/office/2019/extlst" xmlns:r="http://schemas.openxmlformats.org/officeDocument/2006/relationships" xmlns:m="http://schemas.openxmlformats.org/officeDocument/2006/math" xmlns:v="urn:schemas-microsoft-com:vml" xmlns:wp14="http://schemas.microsoft.com/office/word/2010/wordprocessingDrawing" xmlns:wp="http://schemas.openxmlformats.org/drawingml/2006/wordprocessingDrawing" xmlns:w10="urn:schemas-microsoft-com:office:word" xmlns:w="http://schemas.openxmlformats.org/wordprocessingml/2006/main" xmlns:w14="http://schemas.microsoft.com/office/word/2010/wordml" xmlns:w15="http://schemas.microsoft.com/office/word/2012/wordml" xmlns:w16cei="http://schemas.microsoft.com/office/word/2026/wordml/cei" xmlns:w16cex="http://schemas.microsoft.com/office/word/2018/wordml/cex" xmlns:w16cid="http://schemas.microsoft.com/office/word/2016/wordml/cid" xmlns:w16="http://schemas.microsoft.com/office/word/2018/wordml" xmlns:w16du="http://schemas.microsoft.com/office/word/2023/wordml/word16du" xmlns:w16sdtdh="http://schemas.microsoft.com/office/word/2020/wordml/sdtdatahash" xmlns:w16sdtfl="http://schemas.microsoft.com/office/word/2024/wordml/sdtformatlock" xmlns:w16se="http://schemas.microsoft.com/office/word/2015/wordml/symex" xmlns:wpg="http://schemas.microsoft.com/office/word/2010/wordprocessingGroup" xmlns:wpi="http://schemas.microsoft.com/office/word/2010/wordprocessingInk" xmlns:wne="http://schemas.microsoft.com/office/word/2006/wordml" xmlns:wps="http://schemas.microsoft.com/office/word/2010/wordprocessingShape" mc:Ignorable="w14 w15 w16se w16cid w16 w16cex w16sdtdh w16sdtfl cr w16du wp14">
   <w16cex:commentExtensible w16cex:durableId="5C50AEC9" w16cex:dateUtc="2024-08-27T12:51:00Z"/>
   <w16cex:commentExtensible w16cex:durableId="3B7EFCB6" w16cex:dateUtc="2024-08-27T12:50:00Z"/>
   <w16cex:commentExtensible w16cex:durableId="7D5B7042" w16cex:dateUtc="2024-08-27T13:00:00Z"/>
   <w16cex:commentExtensible w16cex:durableId="02653D93" w16cex:dateUtc="2024-08-27T13:15:00Z"/>
+  <w16cex:commentExtensible w16cex:durableId="1ACE113F" w16cex:dateUtc="2024-09-13T09:53:00Z"/>
+  <w16cex:commentExtensible w16cex:durableId="21904BF1" w16cex:dateUtc="2024-08-27T12:33:00Z"/>
   <w16cex:commentExtensible w16cex:durableId="36340119" w16cex:dateUtc="2024-09-12T16:44:00Z"/>
   <w16cex:commentExtensible w16cex:durableId="6A34F8AF" w16cex:dateUtc="2024-09-12T16:44:00Z"/>
   <w16cex:commentExtensible w16cex:durableId="27241A13" w16cex:dateUtc="2024-09-10T10:43:00Z"/>
@@ -1236,27 +1547,28 @@
 </file>
 
 <file path=word/commentsIds.xml><?xml version="1.0" encoding="utf-8"?>
-<w16cid:commentsIds xmlns:wpc="http://schemas.microsoft.com/office/word/2010/wordprocessingCanvas" xmlns:cx="http://schemas.microsoft.com/office/drawing/2014/chartex" xmlns:cx1="http://schemas.microsoft.com/office/drawing/2015/9/8/chartex" xmlns:cx2="http://schemas.microsoft.com/office/drawing/2015/10/21/chartex" xmlns:cx3="http://schemas.microsoft.com/office/drawing/2016/5/9/chartex" xmlns:cx4="http://schemas.microsoft.com/office/drawing/2016/5/10/chartex" xmlns:cx5="http://schemas.microsoft.com/office/drawing/2016/5/11/chartex" xmlns:cx6="http://schemas.microsoft.com/office/drawing/2016/5/12/chartex" xmlns:cx7="http://schemas.microsoft.com/office/drawing/2016/5/13/chartex" xmlns:cx8="http://schemas.microsoft.com/office/drawing/2016/5/14/chartex" xmlns:mc="http://schemas.openxmlformats.org/markup-compatibility/2006" xmlns:aink="http://schemas.microsoft.com/office/drawing/2016/ink" xmlns:am3d="http://schemas.microsoft.com/office/drawing/2017/model3d" xmlns:o="urn:schemas-microsoft-com:office:office" xmlns:oel="http://schemas.microsoft.com/office/2019/extlst" xmlns:r="http://schemas.openxmlformats.org/officeDocument/2006/relationships" xmlns:m="http://schemas.openxmlformats.org/officeDocument/2006/math" xmlns:v="urn:schemas-microsoft-com:vml" xmlns:wp14="http://schemas.microsoft.com/office/word/2010/wordprocessingDrawing" xmlns:wp="http://schemas.openxmlformats.org/drawingml/2006/wordprocessingDrawing" xmlns:w10="urn:schemas-microsoft-com:office:word" xmlns:w="http://schemas.openxmlformats.org/wordprocessingml/2006/main" xmlns:w14="http://schemas.microsoft.com/office/word/2010/wordml" xmlns:w15="http://schemas.microsoft.com/office/word/2012/wordml" xmlns:w16cex="http://schemas.microsoft.com/office/word/2018/wordml/cex" xmlns:w16cid="http://schemas.microsoft.com/office/word/2016/wordml/cid" xmlns:w16="http://schemas.microsoft.com/office/word/2018/wordml" xmlns:w16du="http://schemas.microsoft.com/office/word/2023/wordml/word16du" xmlns:w16sdtdh="http://schemas.microsoft.com/office/word/2020/wordml/sdtdatahash" xmlns:w16sdtfl="http://schemas.microsoft.com/office/word/2024/wordml/sdtformatlock" xmlns:w16se="http://schemas.microsoft.com/office/word/2015/wordml/symex" xmlns:wpg="http://schemas.microsoft.com/office/word/2010/wordprocessingGroup" xmlns:wpi="http://schemas.microsoft.com/office/word/2010/wordprocessingInk" xmlns:wne="http://schemas.microsoft.com/office/word/2006/wordml" xmlns:wps="http://schemas.microsoft.com/office/word/2010/wordprocessingShape" mc:Ignorable="w14 w15 w16se w16cid w16 w16cex w16sdtdh w16sdtfl w16du wp14">
+<w16cid:commentsIds xmlns:wpc="http://schemas.microsoft.com/office/word/2010/wordprocessingCanvas" xmlns:cx="http://schemas.microsoft.com/office/drawing/2014/chartex" xmlns:cx1="http://schemas.microsoft.com/office/drawing/2015/9/8/chartex" xmlns:cx2="http://schemas.microsoft.com/office/drawing/2015/10/21/chartex" xmlns:cx3="http://schemas.microsoft.com/office/drawing/2016/5/9/chartex" xmlns:cx4="http://schemas.microsoft.com/office/drawing/2016/5/10/chartex" xmlns:cx5="http://schemas.microsoft.com/office/drawing/2016/5/11/chartex" xmlns:cx6="http://schemas.microsoft.com/office/drawing/2016/5/12/chartex" xmlns:cx7="http://schemas.microsoft.com/office/drawing/2016/5/13/chartex" xmlns:cx8="http://schemas.microsoft.com/office/drawing/2016/5/14/chartex" xmlns:mc="http://schemas.openxmlformats.org/markup-compatibility/2006" xmlns:aink="http://schemas.microsoft.com/office/drawing/2016/ink" xmlns:am3d="http://schemas.microsoft.com/office/drawing/2017/model3d" xmlns:o="urn:schemas-microsoft-com:office:office" xmlns:oel="http://schemas.microsoft.com/office/2019/extlst" xmlns:r="http://schemas.openxmlformats.org/officeDocument/2006/relationships" xmlns:m="http://schemas.openxmlformats.org/officeDocument/2006/math" xmlns:v="urn:schemas-microsoft-com:vml" xmlns:wp14="http://schemas.microsoft.com/office/word/2010/wordprocessingDrawing" xmlns:wp="http://schemas.openxmlformats.org/drawingml/2006/wordprocessingDrawing" xmlns:w10="urn:schemas-microsoft-com:office:word" xmlns:w="http://schemas.openxmlformats.org/wordprocessingml/2006/main" xmlns:w14="http://schemas.microsoft.com/office/word/2010/wordml" xmlns:w15="http://schemas.microsoft.com/office/word/2012/wordml" xmlns:w16cei="http://schemas.microsoft.com/office/word/2026/wordml/cei" xmlns:w16cex="http://schemas.microsoft.com/office/word/2018/wordml/cex" xmlns:w16cid="http://schemas.microsoft.com/office/word/2016/wordml/cid" xmlns:w16="http://schemas.microsoft.com/office/word/2018/wordml" xmlns:w16du="http://schemas.microsoft.com/office/word/2023/wordml/word16du" xmlns:w16sdtdh="http://schemas.microsoft.com/office/word/2020/wordml/sdtdatahash" xmlns:w16sdtfl="http://schemas.microsoft.com/office/word/2024/wordml/sdtformatlock" xmlns:w16se="http://schemas.microsoft.com/office/word/2015/wordml/symex" xmlns:wpg="http://schemas.microsoft.com/office/word/2010/wordprocessingGroup" xmlns:wpi="http://schemas.microsoft.com/office/word/2010/wordprocessingInk" xmlns:wne="http://schemas.microsoft.com/office/word/2006/wordml" xmlns:wps="http://schemas.microsoft.com/office/word/2010/wordprocessingShape" mc:Ignorable="w14 w15 w16se w16cid w16 w16cex w16sdtdh w16sdtfl w16du wp14">
   <w16cid:commentId w16cid:paraId="5658C2AB" w16cid:durableId="5C50AEC9"/>
   <w16cid:commentId w16cid:paraId="5D816678" w16cid:durableId="3B7EFCB6"/>
   <w16cid:commentId w16cid:paraId="600C8EC2" w16cid:durableId="7D5B7042"/>
   <w16cid:commentId w16cid:paraId="2A955318" w16cid:durableId="02653D93"/>
+  <w16cid:commentId w16cid:paraId="7B27D2F3" w16cid:durableId="1ACE113F"/>
+  <w16cid:commentId w16cid:paraId="54AC1DDD" w16cid:durableId="21904BF1"/>
   <w16cid:commentId w16cid:paraId="7348D7CE" w16cid:durableId="36340119"/>
   <w16cid:commentId w16cid:paraId="40373886" w16cid:durableId="6A34F8AF"/>
-  <w16cid:commentId w16cid:paraId="4DAD23E4" w16cid:durableId="27241A13"/>
-  <w16cid:commentId w16cid:paraId="738EDEBD" w16cid:durableId="2865DA4F"/>
+  <w16cid:commentId w16cid:paraId="21401BBE" w16cid:durableId="27241A13"/>
+  <w16cid:commentId w16cid:paraId="59F2E32A" w16cid:durableId="2865DA4F"/>
 </w16cid:commentsIds>
 </file>
 
 <file path=word/endnotes.xml><?xml version="1.0" encoding="utf-8"?>
-<w:endnotes xmlns:wpc="http://schemas.microsoft.com/office/word/2010/wordprocessingCanvas" xmlns:cx="http://schemas.microsoft.com/office/drawing/2014/chartex" xmlns:cx1="http://schemas.microsoft.com/office/drawing/2015/9/8/chartex" xmlns:cx2="http://schemas.microsoft.com/office/drawing/2015/10/21/chartex" xmlns:cx3="http://schemas.microsoft.com/office/drawing/2016/5/9/chartex" xmlns:cx4="http://schemas.microsoft.com/office/drawing/2016/5/10/chartex" xmlns:cx5="http://schemas.microsoft.com/office/drawing/2016/5/11/chartex" xmlns:cx6="http://schemas.microsoft.com/office/drawing/2016/5/12/chartex" xmlns:cx7="http://schemas.microsoft.com/office/drawing/2016/5/13/chartex" xmlns:cx8="http://schemas.microsoft.com/office/drawing/2016/5/14/chartex" xmlns:mc="http://schemas.openxmlformats.org/markup-compatibility/2006" xmlns:aink="http://schemas.microsoft.com/office/drawing/2016/ink" xmlns:am3d="http://schemas.microsoft.com/office/drawing/2017/model3d" xmlns:o="urn:schemas-microsoft-com:office:office" xmlns:oel="http://schemas.microsoft.com/office/2019/extlst" xmlns:r="http://schemas.openxmlformats.org/officeDocument/2006/relationships" xmlns:m="http://schemas.openxmlformats.org/officeDocument/2006/math" xmlns:v="urn:schemas-microsoft-com:vml" xmlns:wp14="http://schemas.microsoft.com/office/word/2010/wordprocessingDrawing" xmlns:wp="http://schemas.openxmlformats.org/drawingml/2006/wordprocessingDrawing" xmlns:w10="urn:schemas-microsoft-com:office:word" xmlns:w="http://schemas.openxmlformats.org/wordprocessingml/2006/main" xmlns:w14="http://schemas.microsoft.com/office/word/2010/wordml" xmlns:w15="http://schemas.microsoft.com/office/word/2012/wordml" xmlns:w16cex="http://schemas.microsoft.com/office/word/2018/wordml/cex" xmlns:w16cid="http://schemas.microsoft.com/office/word/2016/wordml/cid" xmlns:w16="http://schemas.microsoft.com/office/word/2018/wordml" xmlns:w16du="http://schemas.microsoft.com/office/word/2023/wordml/word16du" xmlns:w16sdtdh="http://schemas.microsoft.com/office/word/2020/wordml/sdtdatahash" xmlns:w16sdtfl="http://schemas.microsoft.com/office/word/2024/wordml/sdtformatlock" xmlns:w16se="http://schemas.microsoft.com/office/word/2015/wordml/symex" xmlns:wpg="http://schemas.microsoft.com/office/word/2010/wordprocessingGroup" xmlns:wpi="http://schemas.microsoft.com/office/word/2010/wordprocessingInk" xmlns:wne="http://schemas.microsoft.com/office/word/2006/wordml" xmlns:wps="http://schemas.microsoft.com/office/word/2010/wordprocessingShape" mc:Ignorable="w14 w15 w16se w16cid w16 w16cex w16sdtdh w16sdtfl w16du wp14">
+<w:endnotes xmlns:wpc="http://schemas.microsoft.com/office/word/2010/wordprocessingCanvas" xmlns:cx="http://schemas.microsoft.com/office/drawing/2014/chartex" xmlns:cx1="http://schemas.microsoft.com/office/drawing/2015/9/8/chartex" xmlns:cx2="http://schemas.microsoft.com/office/drawing/2015/10/21/chartex" xmlns:cx3="http://schemas.microsoft.com/office/drawing/2016/5/9/chartex" xmlns:cx4="http://schemas.microsoft.com/office/drawing/2016/5/10/chartex" xmlns:cx5="http://schemas.microsoft.com/office/drawing/2016/5/11/chartex" xmlns:cx6="http://schemas.microsoft.com/office/drawing/2016/5/12/chartex" xmlns:cx7="http://schemas.microsoft.com/office/drawing/2016/5/13/chartex" xmlns:cx8="http://schemas.microsoft.com/office/drawing/2016/5/14/chartex" xmlns:mc="http://schemas.openxmlformats.org/markup-compatibility/2006" xmlns:aink="http://schemas.microsoft.com/office/drawing/2016/ink" xmlns:am3d="http://schemas.microsoft.com/office/drawing/2017/model3d" xmlns:o="urn:schemas-microsoft-com:office:office" xmlns:oel="http://schemas.microsoft.com/office/2019/extlst" xmlns:r="http://schemas.openxmlformats.org/officeDocument/2006/relationships" xmlns:m="http://schemas.openxmlformats.org/officeDocument/2006/math" xmlns:v="urn:schemas-microsoft-com:vml" xmlns:wp14="http://schemas.microsoft.com/office/word/2010/wordprocessingDrawing" xmlns:wp="http://schemas.openxmlformats.org/drawingml/2006/wordprocessingDrawing" xmlns:w10="urn:schemas-microsoft-com:office:word" xmlns:w="http://schemas.openxmlformats.org/wordprocessingml/2006/main" xmlns:w14="http://schemas.microsoft.com/office/word/2010/wordml" xmlns:w15="http://schemas.microsoft.com/office/word/2012/wordml" xmlns:w16cei="http://schemas.microsoft.com/office/word/2026/wordml/cei" xmlns:w16cex="http://schemas.microsoft.com/office/word/2018/wordml/cex" xmlns:w16cid="http://schemas.microsoft.com/office/word/2016/wordml/cid" xmlns:w16="http://schemas.microsoft.com/office/word/2018/wordml" xmlns:w16du="http://schemas.microsoft.com/office/word/2023/wordml/word16du" xmlns:w16sdtdh="http://schemas.microsoft.com/office/word/2020/wordml/sdtdatahash" xmlns:w16sdtfl="http://schemas.microsoft.com/office/word/2024/wordml/sdtformatlock" xmlns:w16se="http://schemas.microsoft.com/office/word/2015/wordml/symex" xmlns:wpg="http://schemas.microsoft.com/office/word/2010/wordprocessingGroup" xmlns:wpi="http://schemas.microsoft.com/office/word/2010/wordprocessingInk" xmlns:wne="http://schemas.microsoft.com/office/word/2006/wordml" xmlns:wps="http://schemas.microsoft.com/office/word/2010/wordprocessingShape" mc:Ignorable="w14 w15 w16se w16cid w16 w16cex w16sdtdh w16sdtfl w16du wp14">
   <w:endnote w:type="separator" w:id="-1">
     <w:p>
       <w:r>
         <w:separator/>
       </w:r>
     </w:p>
-    <w:p/>
   </w:endnote>
   <w:endnote w:type="continuationSeparator" w:id="0">
     <w:p>
@@ -1264,13 +1576,22 @@
         <w:continuationSeparator/>
       </w:r>
     </w:p>
-    <w:p/>
   </w:endnote>
 </w:endnotes>
 </file>
 
 <file path=word/footer1.xml><?xml version="1.0" encoding="utf-8"?>
-<w:ftr xmlns:wpc="http://schemas.microsoft.com/office/word/2010/wordprocessingCanvas" xmlns:cx="http://schemas.microsoft.com/office/drawing/2014/chartex" xmlns:cx1="http://schemas.microsoft.com/office/drawing/2015/9/8/chartex" xmlns:cx2="http://schemas.microsoft.com/office/drawing/2015/10/21/chartex" xmlns:cx3="http://schemas.microsoft.com/office/drawing/2016/5/9/chartex" xmlns:cx4="http://schemas.microsoft.com/office/drawing/2016/5/10/chartex" xmlns:cx5="http://schemas.microsoft.com/office/drawing/2016/5/11/chartex" xmlns:cx6="http://schemas.microsoft.com/office/drawing/2016/5/12/chartex" xmlns:cx7="http://schemas.microsoft.com/office/drawing/2016/5/13/chartex" xmlns:cx8="http://schemas.microsoft.com/office/drawing/2016/5/14/chartex" xmlns:mc="http://schemas.openxmlformats.org/markup-compatibility/2006" xmlns:aink="http://schemas.microsoft.com/office/drawing/2016/ink" xmlns:am3d="http://schemas.microsoft.com/office/drawing/2017/model3d" xmlns:o="urn:schemas-microsoft-com:office:office" xmlns:oel="http://schemas.microsoft.com/office/2019/extlst" xmlns:r="http://schemas.openxmlformats.org/officeDocument/2006/relationships" xmlns:m="http://schemas.openxmlformats.org/officeDocument/2006/math" xmlns:v="urn:schemas-microsoft-com:vml" xmlns:wp14="http://schemas.microsoft.com/office/word/2010/wordprocessingDrawing" xmlns:wp="http://schemas.openxmlformats.org/drawingml/2006/wordprocessingDrawing" xmlns:w10="urn:schemas-microsoft-com:office:word" xmlns:w="http://schemas.openxmlformats.org/wordprocessingml/2006/main" xmlns:w14="http://schemas.microsoft.com/office/word/2010/wordml" xmlns:w15="http://schemas.microsoft.com/office/word/2012/wordml" xmlns:w16cex="http://schemas.microsoft.com/office/word/2018/wordml/cex" xmlns:w16cid="http://schemas.microsoft.com/office/word/2016/wordml/cid" xmlns:w16="http://schemas.microsoft.com/office/word/2018/wordml" xmlns:w16du="http://schemas.microsoft.com/office/word/2023/wordml/word16du" xmlns:w16sdtdh="http://schemas.microsoft.com/office/word/2020/wordml/sdtdatahash" xmlns:w16sdtfl="http://schemas.microsoft.com/office/word/2024/wordml/sdtformatlock" xmlns:w16se="http://schemas.microsoft.com/office/word/2015/wordml/symex" xmlns:wpg="http://schemas.microsoft.com/office/word/2010/wordprocessingGroup" xmlns:wpi="http://schemas.microsoft.com/office/word/2010/wordprocessingInk" xmlns:wne="http://schemas.microsoft.com/office/word/2006/wordml" xmlns:wps="http://schemas.microsoft.com/office/word/2010/wordprocessingShape" mc:Ignorable="w14 w15 w16se w16cid w16 w16cex w16sdtdh w16sdtfl w16du wp14">
+<w:ftr xmlns:wpc="http://schemas.microsoft.com/office/word/2010/wordprocessingCanvas" xmlns:cx="http://schemas.microsoft.com/office/drawing/2014/chartex" xmlns:cx1="http://schemas.microsoft.com/office/drawing/2015/9/8/chartex" xmlns:cx2="http://schemas.microsoft.com/office/drawing/2015/10/21/chartex" xmlns:cx3="http://schemas.microsoft.com/office/drawing/2016/5/9/chartex" xmlns:cx4="http://schemas.microsoft.com/office/drawing/2016/5/10/chartex" xmlns:cx5="http://schemas.microsoft.com/office/drawing/2016/5/11/chartex" xmlns:cx6="http://schemas.microsoft.com/office/drawing/2016/5/12/chartex" xmlns:cx7="http://schemas.microsoft.com/office/drawing/2016/5/13/chartex" xmlns:cx8="http://schemas.microsoft.com/office/drawing/2016/5/14/chartex" xmlns:mc="http://schemas.openxmlformats.org/markup-compatibility/2006" xmlns:aink="http://schemas.microsoft.com/office/drawing/2016/ink" xmlns:am3d="http://schemas.microsoft.com/office/drawing/2017/model3d" xmlns:o="urn:schemas-microsoft-com:office:office" xmlns:oel="http://schemas.microsoft.com/office/2019/extlst" xmlns:r="http://schemas.openxmlformats.org/officeDocument/2006/relationships" xmlns:m="http://schemas.openxmlformats.org/officeDocument/2006/math" xmlns:v="urn:schemas-microsoft-com:vml" xmlns:wp14="http://schemas.microsoft.com/office/word/2010/wordprocessingDrawing" xmlns:wp="http://schemas.openxmlformats.org/drawingml/2006/wordprocessingDrawing" xmlns:w10="urn:schemas-microsoft-com:office:word" xmlns:w="http://schemas.openxmlformats.org/wordprocessingml/2006/main" xmlns:w14="http://schemas.microsoft.com/office/word/2010/wordml" xmlns:w15="http://schemas.microsoft.com/office/word/2012/wordml" xmlns:w16cei="http://schemas.microsoft.com/office/word/2026/wordml/cei" xmlns:w16cex="http://schemas.microsoft.com/office/word/2018/wordml/cex" xmlns:w16cid="http://schemas.microsoft.com/office/word/2016/wordml/cid" xmlns:w16="http://schemas.microsoft.com/office/word/2018/wordml" xmlns:w16du="http://schemas.microsoft.com/office/word/2023/wordml/word16du" xmlns:w16sdtdh="http://schemas.microsoft.com/office/word/2020/wordml/sdtdatahash" xmlns:w16sdtfl="http://schemas.microsoft.com/office/word/2024/wordml/sdtformatlock" xmlns:w16se="http://schemas.microsoft.com/office/word/2015/wordml/symex" xmlns:wpg="http://schemas.microsoft.com/office/word/2010/wordprocessingGroup" xmlns:wpi="http://schemas.microsoft.com/office/word/2010/wordprocessingInk" xmlns:wne="http://schemas.microsoft.com/office/word/2006/wordml" xmlns:wps="http://schemas.microsoft.com/office/word/2010/wordprocessingShape" mc:Ignorable="w14 w15 w16se w16cid w16 w16cex w16sdtdh w16sdtfl w16du wp14">
+  <w:p>
+    <w:pPr>
+      <w:pStyle w:val="Footer"/>
+    </w:pPr>
+  </w:p>
+</w:ftr>
+</file>
+
+<file path=word/footer2.xml><?xml version="1.0" encoding="utf-8"?>
+<w:ftr xmlns:wpc="http://schemas.microsoft.com/office/word/2010/wordprocessingCanvas" xmlns:cx="http://schemas.microsoft.com/office/drawing/2014/chartex" xmlns:cx1="http://schemas.microsoft.com/office/drawing/2015/9/8/chartex" xmlns:cx2="http://schemas.microsoft.com/office/drawing/2015/10/21/chartex" xmlns:cx3="http://schemas.microsoft.com/office/drawing/2016/5/9/chartex" xmlns:cx4="http://schemas.microsoft.com/office/drawing/2016/5/10/chartex" xmlns:cx5="http://schemas.microsoft.com/office/drawing/2016/5/11/chartex" xmlns:cx6="http://schemas.microsoft.com/office/drawing/2016/5/12/chartex" xmlns:cx7="http://schemas.microsoft.com/office/drawing/2016/5/13/chartex" xmlns:cx8="http://schemas.microsoft.com/office/drawing/2016/5/14/chartex" xmlns:mc="http://schemas.openxmlformats.org/markup-compatibility/2006" xmlns:aink="http://schemas.microsoft.com/office/drawing/2016/ink" xmlns:am3d="http://schemas.microsoft.com/office/drawing/2017/model3d" xmlns:o="urn:schemas-microsoft-com:office:office" xmlns:oel="http://schemas.microsoft.com/office/2019/extlst" xmlns:r="http://schemas.openxmlformats.org/officeDocument/2006/relationships" xmlns:m="http://schemas.openxmlformats.org/officeDocument/2006/math" xmlns:v="urn:schemas-microsoft-com:vml" xmlns:wp14="http://schemas.microsoft.com/office/word/2010/wordprocessingDrawing" xmlns:wp="http://schemas.openxmlformats.org/drawingml/2006/wordprocessingDrawing" xmlns:w10="urn:schemas-microsoft-com:office:word" xmlns:w="http://schemas.openxmlformats.org/wordprocessingml/2006/main" xmlns:w14="http://schemas.microsoft.com/office/word/2010/wordml" xmlns:w15="http://schemas.microsoft.com/office/word/2012/wordml" xmlns:w16cei="http://schemas.microsoft.com/office/word/2026/wordml/cei" xmlns:w16cex="http://schemas.microsoft.com/office/word/2018/wordml/cex" xmlns:w16cid="http://schemas.microsoft.com/office/word/2016/wordml/cid" xmlns:w16="http://schemas.microsoft.com/office/word/2018/wordml" xmlns:w16du="http://schemas.microsoft.com/office/word/2023/wordml/word16du" xmlns:w16sdtdh="http://schemas.microsoft.com/office/word/2020/wordml/sdtdatahash" xmlns:w16sdtfl="http://schemas.microsoft.com/office/word/2024/wordml/sdtformatlock" xmlns:w16se="http://schemas.microsoft.com/office/word/2015/wordml/symex" xmlns:wpg="http://schemas.microsoft.com/office/word/2010/wordprocessingGroup" xmlns:wpi="http://schemas.microsoft.com/office/word/2010/wordprocessingInk" xmlns:wne="http://schemas.microsoft.com/office/word/2006/wordml" xmlns:wps="http://schemas.microsoft.com/office/word/2010/wordprocessingShape" mc:Ignorable="w14 w15 w16se w16cid w16 w16cex w16sdtdh w16sdtfl w16du wp14">
   <w:sdt>
     <w:sdtPr>
       <w:id w:val="1062981965"/>
@@ -1372,8 +1693,8 @@
 </w:ftr>
 </file>
 
-<file path=word/footer2.xml><?xml version="1.0" encoding="utf-8"?>
-<w:ftr xmlns:wpc="http://schemas.microsoft.com/office/word/2010/wordprocessingCanvas" xmlns:cx="http://schemas.microsoft.com/office/drawing/2014/chartex" xmlns:cx1="http://schemas.microsoft.com/office/drawing/2015/9/8/chartex" xmlns:cx2="http://schemas.microsoft.com/office/drawing/2015/10/21/chartex" xmlns:cx3="http://schemas.microsoft.com/office/drawing/2016/5/9/chartex" xmlns:cx4="http://schemas.microsoft.com/office/drawing/2016/5/10/chartex" xmlns:cx5="http://schemas.microsoft.com/office/drawing/2016/5/11/chartex" xmlns:cx6="http://schemas.microsoft.com/office/drawing/2016/5/12/chartex" xmlns:cx7="http://schemas.microsoft.com/office/drawing/2016/5/13/chartex" xmlns:cx8="http://schemas.microsoft.com/office/drawing/2016/5/14/chartex" xmlns:mc="http://schemas.openxmlformats.org/markup-compatibility/2006" xmlns:aink="http://schemas.microsoft.com/office/drawing/2016/ink" xmlns:am3d="http://schemas.microsoft.com/office/drawing/2017/model3d" xmlns:o="urn:schemas-microsoft-com:office:office" xmlns:oel="http://schemas.microsoft.com/office/2019/extlst" xmlns:r="http://schemas.openxmlformats.org/officeDocument/2006/relationships" xmlns:m="http://schemas.openxmlformats.org/officeDocument/2006/math" xmlns:v="urn:schemas-microsoft-com:vml" xmlns:wp14="http://schemas.microsoft.com/office/word/2010/wordprocessingDrawing" xmlns:wp="http://schemas.openxmlformats.org/drawingml/2006/wordprocessingDrawing" xmlns:w10="urn:schemas-microsoft-com:office:word" xmlns:w="http://schemas.openxmlformats.org/wordprocessingml/2006/main" xmlns:w14="http://schemas.microsoft.com/office/word/2010/wordml" xmlns:w15="http://schemas.microsoft.com/office/word/2012/wordml" xmlns:w16cex="http://schemas.microsoft.com/office/word/2018/wordml/cex" xmlns:w16cid="http://schemas.microsoft.com/office/word/2016/wordml/cid" xmlns:w16="http://schemas.microsoft.com/office/word/2018/wordml" xmlns:w16du="http://schemas.microsoft.com/office/word/2023/wordml/word16du" xmlns:w16sdtdh="http://schemas.microsoft.com/office/word/2020/wordml/sdtdatahash" xmlns:w16sdtfl="http://schemas.microsoft.com/office/word/2024/wordml/sdtformatlock" xmlns:w16se="http://schemas.microsoft.com/office/word/2015/wordml/symex" xmlns:wpg="http://schemas.microsoft.com/office/word/2010/wordprocessingGroup" xmlns:wpi="http://schemas.microsoft.com/office/word/2010/wordprocessingInk" xmlns:wne="http://schemas.microsoft.com/office/word/2006/wordml" xmlns:wps="http://schemas.microsoft.com/office/word/2010/wordprocessingShape" mc:Ignorable="w14 w15 w16se w16cid w16 w16cex w16sdtdh w16sdtfl w16du wp14">
+<file path=word/footer3.xml><?xml version="1.0" encoding="utf-8"?>
+<w:ftr xmlns:wpc="http://schemas.microsoft.com/office/word/2010/wordprocessingCanvas" xmlns:cx="http://schemas.microsoft.com/office/drawing/2014/chartex" xmlns:cx1="http://schemas.microsoft.com/office/drawing/2015/9/8/chartex" xmlns:cx2="http://schemas.microsoft.com/office/drawing/2015/10/21/chartex" xmlns:cx3="http://schemas.microsoft.com/office/drawing/2016/5/9/chartex" xmlns:cx4="http://schemas.microsoft.com/office/drawing/2016/5/10/chartex" xmlns:cx5="http://schemas.microsoft.com/office/drawing/2016/5/11/chartex" xmlns:cx6="http://schemas.microsoft.com/office/drawing/2016/5/12/chartex" xmlns:cx7="http://schemas.microsoft.com/office/drawing/2016/5/13/chartex" xmlns:cx8="http://schemas.microsoft.com/office/drawing/2016/5/14/chartex" xmlns:mc="http://schemas.openxmlformats.org/markup-compatibility/2006" xmlns:aink="http://schemas.microsoft.com/office/drawing/2016/ink" xmlns:am3d="http://schemas.microsoft.com/office/drawing/2017/model3d" xmlns:o="urn:schemas-microsoft-com:office:office" xmlns:oel="http://schemas.microsoft.com/office/2019/extlst" xmlns:r="http://schemas.openxmlformats.org/officeDocument/2006/relationships" xmlns:m="http://schemas.openxmlformats.org/officeDocument/2006/math" xmlns:v="urn:schemas-microsoft-com:vml" xmlns:wp14="http://schemas.microsoft.com/office/word/2010/wordprocessingDrawing" xmlns:wp="http://schemas.openxmlformats.org/drawingml/2006/wordprocessingDrawing" xmlns:w10="urn:schemas-microsoft-com:office:word" xmlns:w="http://schemas.openxmlformats.org/wordprocessingml/2006/main" xmlns:w14="http://schemas.microsoft.com/office/word/2010/wordml" xmlns:w15="http://schemas.microsoft.com/office/word/2012/wordml" xmlns:w16cei="http://schemas.microsoft.com/office/word/2026/wordml/cei" xmlns:w16cex="http://schemas.microsoft.com/office/word/2018/wordml/cex" xmlns:w16cid="http://schemas.microsoft.com/office/word/2016/wordml/cid" xmlns:w16="http://schemas.microsoft.com/office/word/2018/wordml" xmlns:w16du="http://schemas.microsoft.com/office/word/2023/wordml/word16du" xmlns:w16sdtdh="http://schemas.microsoft.com/office/word/2020/wordml/sdtdatahash" xmlns:w16sdtfl="http://schemas.microsoft.com/office/word/2024/wordml/sdtformatlock" xmlns:w16se="http://schemas.microsoft.com/office/word/2015/wordml/symex" xmlns:wpg="http://schemas.microsoft.com/office/word/2010/wordprocessingGroup" xmlns:wpi="http://schemas.microsoft.com/office/word/2010/wordprocessingInk" xmlns:wne="http://schemas.microsoft.com/office/word/2006/wordml" xmlns:wps="http://schemas.microsoft.com/office/word/2010/wordprocessingShape" mc:Ignorable="w14 w15 w16se w16cid w16 w16cex w16sdtdh w16sdtfl w16du wp14">
   <w:p>
     <w:pPr>
       <w:pStyle w:val="Footer"/>
@@ -1462,14 +1783,13 @@
 </file>
 
 <file path=word/footnotes.xml><?xml version="1.0" encoding="utf-8"?>
-<w:footnotes xmlns:wpc="http://schemas.microsoft.com/office/word/2010/wordprocessingCanvas" xmlns:cx="http://schemas.microsoft.com/office/drawing/2014/chartex" xmlns:cx1="http://schemas.microsoft.com/office/drawing/2015/9/8/chartex" xmlns:cx2="http://schemas.microsoft.com/office/drawing/2015/10/21/chartex" xmlns:cx3="http://schemas.microsoft.com/office/drawing/2016/5/9/chartex" xmlns:cx4="http://schemas.microsoft.com/office/drawing/2016/5/10/chartex" xmlns:cx5="http://schemas.microsoft.com/office/drawing/2016/5/11/chartex" xmlns:cx6="http://schemas.microsoft.com/office/drawing/2016/5/12/chartex" xmlns:cx7="http://schemas.microsoft.com/office/drawing/2016/5/13/chartex" xmlns:cx8="http://schemas.microsoft.com/office/drawing/2016/5/14/chartex" xmlns:mc="http://schemas.openxmlformats.org/markup-compatibility/2006" xmlns:aink="http://schemas.microsoft.com/office/drawing/2016/ink" xmlns:am3d="http://schemas.microsoft.com/office/drawing/2017/model3d" xmlns:o="urn:schemas-microsoft-com:office:office" xmlns:oel="http://schemas.microsoft.com/office/2019/extlst" xmlns:r="http://schemas.openxmlformats.org/officeDocument/2006/relationships" xmlns:m="http://schemas.openxmlformats.org/officeDocument/2006/math" xmlns:v="urn:schemas-microsoft-com:vml" xmlns:wp14="http://schemas.microsoft.com/office/word/2010/wordprocessingDrawing" xmlns:wp="http://schemas.openxmlformats.org/drawingml/2006/wordprocessingDrawing" xmlns:w10="urn:schemas-microsoft-com:office:word" xmlns:w="http://schemas.openxmlformats.org/wordprocessingml/2006/main" xmlns:w14="http://schemas.microsoft.com/office/word/2010/wordml" xmlns:w15="http://schemas.microsoft.com/office/word/2012/wordml" xmlns:w16cex="http://schemas.microsoft.com/office/word/2018/wordml/cex" xmlns:w16cid="http://schemas.microsoft.com/office/word/2016/wordml/cid" xmlns:w16="http://schemas.microsoft.com/office/word/2018/wordml" xmlns:w16du="http://schemas.microsoft.com/office/word/2023/wordml/word16du" xmlns:w16sdtdh="http://schemas.microsoft.com/office/word/2020/wordml/sdtdatahash" xmlns:w16sdtfl="http://schemas.microsoft.com/office/word/2024/wordml/sdtformatlock" xmlns:w16se="http://schemas.microsoft.com/office/word/2015/wordml/symex" xmlns:wpg="http://schemas.microsoft.com/office/word/2010/wordprocessingGroup" xmlns:wpi="http://schemas.microsoft.com/office/word/2010/wordprocessingInk" xmlns:wne="http://schemas.microsoft.com/office/word/2006/wordml" xmlns:wps="http://schemas.microsoft.com/office/word/2010/wordprocessingShape" mc:Ignorable="w14 w15 w16se w16cid w16 w16cex w16sdtdh w16sdtfl w16du wp14">
+<w:footnotes xmlns:wpc="http://schemas.microsoft.com/office/word/2010/wordprocessingCanvas" xmlns:cx="http://schemas.microsoft.com/office/drawing/2014/chartex" xmlns:cx1="http://schemas.microsoft.com/office/drawing/2015/9/8/chartex" xmlns:cx2="http://schemas.microsoft.com/office/drawing/2015/10/21/chartex" xmlns:cx3="http://schemas.microsoft.com/office/drawing/2016/5/9/chartex" xmlns:cx4="http://schemas.microsoft.com/office/drawing/2016/5/10/chartex" xmlns:cx5="http://schemas.microsoft.com/office/drawing/2016/5/11/chartex" xmlns:cx6="http://schemas.microsoft.com/office/drawing/2016/5/12/chartex" xmlns:cx7="http://schemas.microsoft.com/office/drawing/2016/5/13/chartex" xmlns:cx8="http://schemas.microsoft.com/office/drawing/2016/5/14/chartex" xmlns:mc="http://schemas.openxmlformats.org/markup-compatibility/2006" xmlns:aink="http://schemas.microsoft.com/office/drawing/2016/ink" xmlns:am3d="http://schemas.microsoft.com/office/drawing/2017/model3d" xmlns:o="urn:schemas-microsoft-com:office:office" xmlns:oel="http://schemas.microsoft.com/office/2019/extlst" xmlns:r="http://schemas.openxmlformats.org/officeDocument/2006/relationships" xmlns:m="http://schemas.openxmlformats.org/officeDocument/2006/math" xmlns:v="urn:schemas-microsoft-com:vml" xmlns:wp14="http://schemas.microsoft.com/office/word/2010/wordprocessingDrawing" xmlns:wp="http://schemas.openxmlformats.org/drawingml/2006/wordprocessingDrawing" xmlns:w10="urn:schemas-microsoft-com:office:word" xmlns:w="http://schemas.openxmlformats.org/wordprocessingml/2006/main" xmlns:w14="http://schemas.microsoft.com/office/word/2010/wordml" xmlns:w15="http://schemas.microsoft.com/office/word/2012/wordml" xmlns:w16cei="http://schemas.microsoft.com/office/word/2026/wordml/cei" xmlns:w16cex="http://schemas.microsoft.com/office/word/2018/wordml/cex" xmlns:w16cid="http://schemas.microsoft.com/office/word/2016/wordml/cid" xmlns:w16="http://schemas.microsoft.com/office/word/2018/wordml" xmlns:w16du="http://schemas.microsoft.com/office/word/2023/wordml/word16du" xmlns:w16sdtdh="http://schemas.microsoft.com/office/word/2020/wordml/sdtdatahash" xmlns:w16sdtfl="http://schemas.microsoft.com/office/word/2024/wordml/sdtformatlock" xmlns:w16se="http://schemas.microsoft.com/office/word/2015/wordml/symex" xmlns:wpg="http://schemas.microsoft.com/office/word/2010/wordprocessingGroup" xmlns:wpi="http://schemas.microsoft.com/office/word/2010/wordprocessingInk" xmlns:wne="http://schemas.microsoft.com/office/word/2006/wordml" xmlns:wps="http://schemas.microsoft.com/office/word/2010/wordprocessingShape" mc:Ignorable="w14 w15 w16se w16cid w16 w16cex w16sdtdh w16sdtfl w16du wp14">
   <w:footnote w:type="separator" w:id="-1">
     <w:p>
       <w:r>
         <w:separator/>
       </w:r>
     </w:p>
-    <w:p/>
   </w:footnote>
   <w:footnote w:type="continuationSeparator" w:id="0">
     <w:p>
@@ -1477,16 +1797,35 @@
         <w:continuationSeparator/>
       </w:r>
     </w:p>
-    <w:p/>
   </w:footnote>
 </w:footnotes>
 </file>
 
 <file path=word/header1.xml><?xml version="1.0" encoding="utf-8"?>
-<w:hdr xmlns:wpc="http://schemas.microsoft.com/office/word/2010/wordprocessingCanvas" xmlns:cx="http://schemas.microsoft.com/office/drawing/2014/chartex" xmlns:cx1="http://schemas.microsoft.com/office/drawing/2015/9/8/chartex" xmlns:cx2="http://schemas.microsoft.com/office/drawing/2015/10/21/chartex" xmlns:cx3="http://schemas.microsoft.com/office/drawing/2016/5/9/chartex" xmlns:cx4="http://schemas.microsoft.com/office/drawing/2016/5/10/chartex" xmlns:cx5="http://schemas.microsoft.com/office/drawing/2016/5/11/chartex" xmlns:cx6="http://schemas.microsoft.com/office/drawing/2016/5/12/chartex" xmlns:cx7="http://schemas.microsoft.com/office/drawing/2016/5/13/chartex" xmlns:cx8="http://schemas.microsoft.com/office/drawing/2016/5/14/chartex" xmlns:mc="http://schemas.openxmlformats.org/markup-compatibility/2006" xmlns:aink="http://schemas.microsoft.com/office/drawing/2016/ink" xmlns:am3d="http://schemas.microsoft.com/office/drawing/2017/model3d" xmlns:o="urn:schemas-microsoft-com:office:office" xmlns:oel="http://schemas.microsoft.com/office/2019/extlst" xmlns:r="http://schemas.openxmlformats.org/officeDocument/2006/relationships" xmlns:m="http://schemas.openxmlformats.org/officeDocument/2006/math" xmlns:v="urn:schemas-microsoft-com:vml" xmlns:wp14="http://schemas.microsoft.com/office/word/2010/wordprocessingDrawing" xmlns:wp="http://schemas.openxmlformats.org/drawingml/2006/wordprocessingDrawing" xmlns:w10="urn:schemas-microsoft-com:office:word" xmlns:w="http://schemas.openxmlformats.org/wordprocessingml/2006/main" xmlns:w14="http://schemas.microsoft.com/office/word/2010/wordml" xmlns:w15="http://schemas.microsoft.com/office/word/2012/wordml" xmlns:w16cex="http://schemas.microsoft.com/office/word/2018/wordml/cex" xmlns:w16cid="http://schemas.microsoft.com/office/word/2016/wordml/cid" xmlns:w16="http://schemas.microsoft.com/office/word/2018/wordml" xmlns:w16du="http://schemas.microsoft.com/office/word/2023/wordml/word16du" xmlns:w16sdtdh="http://schemas.microsoft.com/office/word/2020/wordml/sdtdatahash" xmlns:w16sdtfl="http://schemas.microsoft.com/office/word/2024/wordml/sdtformatlock" xmlns:w16se="http://schemas.microsoft.com/office/word/2015/wordml/symex" xmlns:wpg="http://schemas.microsoft.com/office/word/2010/wordprocessingGroup" xmlns:wpi="http://schemas.microsoft.com/office/word/2010/wordprocessingInk" xmlns:wne="http://schemas.microsoft.com/office/word/2006/wordml" xmlns:wps="http://schemas.microsoft.com/office/word/2010/wordprocessingShape" mc:Ignorable="w14 w15 w16se w16cid w16 w16cex w16sdtdh w16sdtfl w16du wp14">
+<w:hdr xmlns:wpc="http://schemas.microsoft.com/office/word/2010/wordprocessingCanvas" xmlns:cx="http://schemas.microsoft.com/office/drawing/2014/chartex" xmlns:cx1="http://schemas.microsoft.com/office/drawing/2015/9/8/chartex" xmlns:cx2="http://schemas.microsoft.com/office/drawing/2015/10/21/chartex" xmlns:cx3="http://schemas.microsoft.com/office/drawing/2016/5/9/chartex" xmlns:cx4="http://schemas.microsoft.com/office/drawing/2016/5/10/chartex" xmlns:cx5="http://schemas.microsoft.com/office/drawing/2016/5/11/chartex" xmlns:cx6="http://schemas.microsoft.com/office/drawing/2016/5/12/chartex" xmlns:cx7="http://schemas.microsoft.com/office/drawing/2016/5/13/chartex" xmlns:cx8="http://schemas.microsoft.com/office/drawing/2016/5/14/chartex" xmlns:mc="http://schemas.openxmlformats.org/markup-compatibility/2006" xmlns:aink="http://schemas.microsoft.com/office/drawing/2016/ink" xmlns:am3d="http://schemas.microsoft.com/office/drawing/2017/model3d" xmlns:o="urn:schemas-microsoft-com:office:office" xmlns:oel="http://schemas.microsoft.com/office/2019/extlst" xmlns:r="http://schemas.openxmlformats.org/officeDocument/2006/relationships" xmlns:m="http://schemas.openxmlformats.org/officeDocument/2006/math" xmlns:v="urn:schemas-microsoft-com:vml" xmlns:wp14="http://schemas.microsoft.com/office/word/2010/wordprocessingDrawing" xmlns:wp="http://schemas.openxmlformats.org/drawingml/2006/wordprocessingDrawing" xmlns:w10="urn:schemas-microsoft-com:office:word" xmlns:w="http://schemas.openxmlformats.org/wordprocessingml/2006/main" xmlns:w14="http://schemas.microsoft.com/office/word/2010/wordml" xmlns:w15="http://schemas.microsoft.com/office/word/2012/wordml" xmlns:w16cei="http://schemas.microsoft.com/office/word/2026/wordml/cei" xmlns:w16cex="http://schemas.microsoft.com/office/word/2018/wordml/cex" xmlns:w16cid="http://schemas.microsoft.com/office/word/2016/wordml/cid" xmlns:w16="http://schemas.microsoft.com/office/word/2018/wordml" xmlns:w16du="http://schemas.microsoft.com/office/word/2023/wordml/word16du" xmlns:w16sdtdh="http://schemas.microsoft.com/office/word/2020/wordml/sdtdatahash" xmlns:w16sdtfl="http://schemas.microsoft.com/office/word/2024/wordml/sdtformatlock" xmlns:w16se="http://schemas.microsoft.com/office/word/2015/wordml/symex" xmlns:wpg="http://schemas.microsoft.com/office/word/2010/wordprocessingGroup" xmlns:wpi="http://schemas.microsoft.com/office/word/2010/wordprocessingInk" xmlns:wne="http://schemas.microsoft.com/office/word/2006/wordml" xmlns:wps="http://schemas.microsoft.com/office/word/2010/wordprocessingShape" mc:Ignorable="w14 w15 w16se w16cid w16 w16cex w16sdtdh w16sdtfl w16du wp14">
   <w:p>
     <w:pPr>
       <w:pStyle w:val="Header"/>
+    </w:pPr>
+  </w:p>
+</w:hdr>
+</file>
+
+<file path=word/header2.xml><?xml version="1.0" encoding="utf-8"?>
+<w:hdr xmlns:wpc="http://schemas.microsoft.com/office/word/2010/wordprocessingCanvas" xmlns:cx="http://schemas.microsoft.com/office/drawing/2014/chartex" xmlns:cx1="http://schemas.microsoft.com/office/drawing/2015/9/8/chartex" xmlns:cx2="http://schemas.microsoft.com/office/drawing/2015/10/21/chartex" xmlns:cx3="http://schemas.microsoft.com/office/drawing/2016/5/9/chartex" xmlns:cx4="http://schemas.microsoft.com/office/drawing/2016/5/10/chartex" xmlns:cx5="http://schemas.microsoft.com/office/drawing/2016/5/11/chartex" xmlns:cx6="http://schemas.microsoft.com/office/drawing/2016/5/12/chartex" xmlns:cx7="http://schemas.microsoft.com/office/drawing/2016/5/13/chartex" xmlns:cx8="http://schemas.microsoft.com/office/drawing/2016/5/14/chartex" xmlns:mc="http://schemas.openxmlformats.org/markup-compatibility/2006" xmlns:aink="http://schemas.microsoft.com/office/drawing/2016/ink" xmlns:am3d="http://schemas.microsoft.com/office/drawing/2017/model3d" xmlns:o="urn:schemas-microsoft-com:office:office" xmlns:oel="http://schemas.microsoft.com/office/2019/extlst" xmlns:r="http://schemas.openxmlformats.org/officeDocument/2006/relationships" xmlns:m="http://schemas.openxmlformats.org/officeDocument/2006/math" xmlns:v="urn:schemas-microsoft-com:vml" xmlns:wp14="http://schemas.microsoft.com/office/word/2010/wordprocessingDrawing" xmlns:wp="http://schemas.openxmlformats.org/drawingml/2006/wordprocessingDrawing" xmlns:w10="urn:schemas-microsoft-com:office:word" xmlns:w="http://schemas.openxmlformats.org/wordprocessingml/2006/main" xmlns:w14="http://schemas.microsoft.com/office/word/2010/wordml" xmlns:w15="http://schemas.microsoft.com/office/word/2012/wordml" xmlns:w16cei="http://schemas.microsoft.com/office/word/2026/wordml/cei" xmlns:w16cex="http://schemas.microsoft.com/office/word/2018/wordml/cex" xmlns:w16cid="http://schemas.microsoft.com/office/word/2016/wordml/cid" xmlns:w16="http://schemas.microsoft.com/office/word/2018/wordml" xmlns:w16du="http://schemas.microsoft.com/office/word/2023/wordml/word16du" xmlns:w16sdtdh="http://schemas.microsoft.com/office/word/2020/wordml/sdtdatahash" xmlns:w16sdtfl="http://schemas.microsoft.com/office/word/2024/wordml/sdtformatlock" xmlns:w16se="http://schemas.microsoft.com/office/word/2015/wordml/symex" xmlns:wpg="http://schemas.microsoft.com/office/word/2010/wordprocessingGroup" xmlns:wpi="http://schemas.microsoft.com/office/word/2010/wordprocessingInk" xmlns:wne="http://schemas.microsoft.com/office/word/2006/wordml" xmlns:wps="http://schemas.microsoft.com/office/word/2010/wordprocessingShape" mc:Ignorable="w14 w15 w16se w16cid w16 w16cex w16sdtdh w16sdtfl w16du wp14">
+  <w:p>
+    <w:pPr>
+      <w:pStyle w:val="Header"/>
+    </w:pPr>
+  </w:p>
+</w:hdr>
+</file>
+
+<file path=word/header3.xml><?xml version="1.0" encoding="utf-8"?>
+<w:hdr xmlns:wpc="http://schemas.microsoft.com/office/word/2010/wordprocessingCanvas" xmlns:cx="http://schemas.microsoft.com/office/drawing/2014/chartex" xmlns:cx1="http://schemas.microsoft.com/office/drawing/2015/9/8/chartex" xmlns:cx2="http://schemas.microsoft.com/office/drawing/2015/10/21/chartex" xmlns:cx3="http://schemas.microsoft.com/office/drawing/2016/5/9/chartex" xmlns:cx4="http://schemas.microsoft.com/office/drawing/2016/5/10/chartex" xmlns:cx5="http://schemas.microsoft.com/office/drawing/2016/5/11/chartex" xmlns:cx6="http://schemas.microsoft.com/office/drawing/2016/5/12/chartex" xmlns:cx7="http://schemas.microsoft.com/office/drawing/2016/5/13/chartex" xmlns:cx8="http://schemas.microsoft.com/office/drawing/2016/5/14/chartex" xmlns:mc="http://schemas.openxmlformats.org/markup-compatibility/2006" xmlns:aink="http://schemas.microsoft.com/office/drawing/2016/ink" xmlns:am3d="http://schemas.microsoft.com/office/drawing/2017/model3d" xmlns:o="urn:schemas-microsoft-com:office:office" xmlns:oel="http://schemas.microsoft.com/office/2019/extlst" xmlns:r="http://schemas.openxmlformats.org/officeDocument/2006/relationships" xmlns:m="http://schemas.openxmlformats.org/officeDocument/2006/math" xmlns:v="urn:schemas-microsoft-com:vml" xmlns:wp14="http://schemas.microsoft.com/office/word/2010/wordprocessingDrawing" xmlns:wp="http://schemas.openxmlformats.org/drawingml/2006/wordprocessingDrawing" xmlns:w10="urn:schemas-microsoft-com:office:word" xmlns:w="http://schemas.openxmlformats.org/wordprocessingml/2006/main" xmlns:w14="http://schemas.microsoft.com/office/word/2010/wordml" xmlns:w15="http://schemas.microsoft.com/office/word/2012/wordml" xmlns:w16cei="http://schemas.microsoft.com/office/word/2026/wordml/cei" xmlns:w16cex="http://schemas.microsoft.com/office/word/2018/wordml/cex" xmlns:w16cid="http://schemas.microsoft.com/office/word/2016/wordml/cid" xmlns:w16="http://schemas.microsoft.com/office/word/2018/wordml" xmlns:w16du="http://schemas.microsoft.com/office/word/2023/wordml/word16du" xmlns:w16sdtdh="http://schemas.microsoft.com/office/word/2020/wordml/sdtdatahash" xmlns:w16sdtfl="http://schemas.microsoft.com/office/word/2024/wordml/sdtformatlock" xmlns:w16se="http://schemas.microsoft.com/office/word/2015/wordml/symex" xmlns:wpg="http://schemas.microsoft.com/office/word/2010/wordprocessingGroup" xmlns:wpi="http://schemas.microsoft.com/office/word/2010/wordprocessingInk" xmlns:wne="http://schemas.microsoft.com/office/word/2006/wordml" xmlns:wps="http://schemas.microsoft.com/office/word/2010/wordprocessingShape" mc:Ignorable="w14 w15 w16se w16cid w16 w16cex w16sdtdh w16sdtfl w16du wp14">
+  <w:p>
+    <w:pPr>
+      <w:pStyle w:val="Header"/>
       <w:rPr>
         <w:rFonts w:cs="Noto Sans Medium"/>
       </w:rPr>
@@ -1497,18 +1836,18 @@
         <w:noProof/>
       </w:rPr>
       <w:drawing>
-        <wp:anchor distT="0" distB="0" distL="114300" distR="114300" simplePos="0" relativeHeight="251659264" behindDoc="0" locked="0" layoutInCell="1" allowOverlap="1" wp14:anchorId="1F0503A7" wp14:editId="1E69DCFC">
+        <wp:anchor distT="0" distB="0" distL="114300" distR="114300" simplePos="0" relativeHeight="251658752" behindDoc="0" locked="0" layoutInCell="1" allowOverlap="1" wp14:anchorId="69EE6722" wp14:editId="3BF4453F">
           <wp:simplePos x="0" y="0"/>
           <wp:positionH relativeFrom="margin">
-            <wp:align>right</wp:align>
+            <wp:posOffset>5008880</wp:posOffset>
           </wp:positionH>
           <wp:positionV relativeFrom="paragraph">
-            <wp:posOffset>391795</wp:posOffset>
+            <wp:posOffset>309245</wp:posOffset>
           </wp:positionV>
           <wp:extent cx="1301750" cy="520700"/>
           <wp:effectExtent l="0" t="0" r="0" b="0"/>
           <wp:wrapNone/>
-          <wp:docPr id="1831711696" name="Picture 1831711696" descr="A white letter on a black background&#10;&#10;Description automatically generated"/>
+          <wp:docPr id="366440482" name="Picture 366440482" descr="A white letter on a black background&#10;&#10;Description automatically generated"/>
           <wp:cNvGraphicFramePr>
             <a:graphicFrameLocks xmlns:a="http://schemas.openxmlformats.org/drawingml/2006/main" noChangeAspect="1"/>
           </wp:cNvGraphicFramePr>
@@ -1635,7 +1974,22 @@
     <w:pPr>
       <w:pStyle w:val="Header"/>
       <w:spacing w:after="0"/>
-      <w:ind w:left="369"/>
+      <w:ind w:left="567"/>
+      <w:rPr>
+        <w:rFonts w:cs="Noto Sans Medium"/>
+        <w:sz w:val="12"/>
+        <w:szCs w:val="12"/>
+      </w:rPr>
+    </w:pPr>
+  </w:p>
+  <w:p>
+    <w:pPr>
+      <w:pStyle w:val="Header"/>
+      <w:tabs>
+        <w:tab w:val="left" w:pos="993"/>
+      </w:tabs>
+      <w:spacing w:after="0"/>
+      <w:ind w:left="993"/>
       <w:rPr>
         <w:rFonts w:cs="Noto Sans"/>
         <w:sz w:val="16"/>
@@ -1654,8 +2008,11 @@
   <w:p>
     <w:pPr>
       <w:pStyle w:val="Header"/>
+      <w:tabs>
+        <w:tab w:val="left" w:pos="993"/>
+      </w:tabs>
       <w:spacing w:after="0"/>
-      <w:ind w:left="369"/>
+      <w:ind w:left="993"/>
       <w:rPr>
         <w:rFonts w:cs="Noto Sans"/>
         <w:sz w:val="16"/>
@@ -1690,8 +2047,11 @@
   <w:p>
     <w:pPr>
       <w:pStyle w:val="Header"/>
+      <w:tabs>
+        <w:tab w:val="left" w:pos="993"/>
+      </w:tabs>
       <w:spacing w:after="0"/>
-      <w:ind w:left="369"/>
+      <w:ind w:left="993"/>
       <w:rPr>
         <w:rFonts w:cs="Noto Sans"/>
         <w:sz w:val="16"/>
@@ -1704,201 +2064,238 @@
         <w:sz w:val="16"/>
         <w:szCs w:val="16"/>
       </w:rPr>
-      <w:t>{d.</w:t>
+      <w:t>{d.address_line_2}</w:t>
     </w:r>
-    <w:r>
+  </w:p>
+  <w:p>
+    <w:pPr>
+      <w:pStyle w:val="Header"/>
+      <w:tabs>
+        <w:tab w:val="left" w:pos="993"/>
+      </w:tabs>
+      <w:spacing w:after="0"/>
+      <w:ind w:left="993"/>
       <w:rPr>
         <w:rFonts w:cs="Noto Sans"/>
         <w:sz w:val="16"/>
         <w:szCs w:val="16"/>
       </w:rPr>
-      <w:t>address_line_2</w:t>
-    </w:r>
+    </w:pPr>
     <w:r>
       <w:rPr>
         <w:rFonts w:cs="Noto Sans"/>
         <w:sz w:val="16"/>
         <w:szCs w:val="16"/>
       </w:rPr>
-      <w:t>}</w:t>
+      <w:t>{d.address_line_3}</w:t>
+    </w:r>
+  </w:p>
+  <w:p>
+    <w:pPr>
+      <w:pStyle w:val="Header"/>
+      <w:tabs>
+        <w:tab w:val="left" w:pos="993"/>
+      </w:tabs>
+      <w:spacing w:after="0"/>
+      <w:ind w:left="993"/>
+      <w:rPr>
+        <w:rFonts w:cs="Noto Sans"/>
+        <w:sz w:val="16"/>
+        <w:szCs w:val="16"/>
+      </w:rPr>
+    </w:pPr>
+    <w:r>
+      <w:rPr>
+        <w:rFonts w:cs="Noto Sans"/>
+        <w:sz w:val="16"/>
+        <w:szCs w:val="16"/>
+      </w:rPr>
+      <w:t>{d.address_line_4}</w:t>
+    </w:r>
+  </w:p>
+  <w:p>
+    <w:pPr>
+      <w:pStyle w:val="Header"/>
+      <w:tabs>
+        <w:tab w:val="left" w:pos="993"/>
+      </w:tabs>
+      <w:spacing w:after="0"/>
+      <w:ind w:left="993"/>
+      <w:rPr>
+        <w:rFonts w:cs="Noto Sans"/>
+        <w:sz w:val="16"/>
+        <w:szCs w:val="16"/>
+      </w:rPr>
+    </w:pPr>
+    <w:r>
+      <w:rPr>
+        <w:rFonts w:cs="Noto Sans"/>
+        <w:sz w:val="16"/>
+        <w:szCs w:val="16"/>
+      </w:rPr>
+      <w:t>{d.address_line_5}</w:t>
+    </w:r>
+  </w:p>
+  <w:p>
+    <w:pPr>
+      <w:pStyle w:val="Header"/>
+      <w:tabs>
+        <w:tab w:val="left" w:pos="993"/>
+      </w:tabs>
+      <w:spacing w:after="0"/>
+      <w:ind w:left="993"/>
+      <w:rPr>
+        <w:rFonts w:cs="Noto Sans"/>
+        <w:sz w:val="16"/>
+        <w:szCs w:val="16"/>
+      </w:rPr>
+    </w:pPr>
+    <w:r>
+      <w:rPr>
+        <w:rFonts w:cs="Noto Sans"/>
+        <w:sz w:val="16"/>
+        <w:szCs w:val="16"/>
+      </w:rPr>
+      <w:t>{d.address_line_6}</w:t>
+    </w:r>
+  </w:p>
+  <w:p>
+    <w:pPr>
+      <w:pStyle w:val="Header"/>
+      <w:tabs>
+        <w:tab w:val="left" w:pos="993"/>
+      </w:tabs>
+      <w:spacing w:after="0"/>
+      <w:ind w:left="993"/>
+      <w:rPr>
+        <w:rFonts w:cs="Noto Sans"/>
+        <w:sz w:val="16"/>
+        <w:szCs w:val="16"/>
+      </w:rPr>
+    </w:pPr>
+    <w:r>
+      <w:rPr>
+        <w:rFonts w:cs="Noto Sans"/>
+        <w:sz w:val="16"/>
+        <w:szCs w:val="16"/>
+      </w:rPr>
+      <w:t>{d.address_line_7}</w:t>
     </w:r>
   </w:p>
   <w:p>
     <w:pPr>
       <w:pStyle w:val="Header"/>
       <w:spacing w:after="0"/>
-      <w:ind w:left="369"/>
+      <w:jc w:val="right"/>
       <w:rPr>
         <w:rFonts w:cs="Noto Sans"/>
         <w:sz w:val="16"/>
         <w:szCs w:val="16"/>
       </w:rPr>
     </w:pPr>
-    <w:r>
-      <w:rPr>
-        <w:rFonts w:cs="Noto Sans"/>
-        <w:sz w:val="16"/>
-        <w:szCs w:val="16"/>
-      </w:rPr>
-      <w:t>{d.</w:t>
-    </w:r>
-    <w:r>
-      <w:rPr>
-        <w:rFonts w:cs="Noto Sans"/>
-        <w:sz w:val="16"/>
-        <w:szCs w:val="16"/>
-      </w:rPr>
-      <w:t>address_line_3</w:t>
-    </w:r>
-    <w:r>
-      <w:rPr>
-        <w:rFonts w:cs="Noto Sans"/>
-        <w:sz w:val="16"/>
-        <w:szCs w:val="16"/>
-      </w:rPr>
-      <w:t>}</w:t>
-    </w:r>
   </w:p>
   <w:p>
     <w:pPr>
       <w:pStyle w:val="Header"/>
       <w:spacing w:after="0"/>
-      <w:ind w:left="369"/>
-      <w:rPr>
-        <w:rFonts w:cs="Noto Sans"/>
-        <w:sz w:val="16"/>
-        <w:szCs w:val="16"/>
+      <w:jc w:val="right"/>
+      <w:rPr>
+        <w:rFonts w:cs="Noto Sans Medium"/>
+        <w:b/>
+        <w:bCs/>
+        <w:sz w:val="18"/>
+        <w:szCs w:val="18"/>
       </w:rPr>
     </w:pPr>
-    <w:r>
-      <w:rPr>
-        <w:rFonts w:cs="Noto Sans"/>
-        <w:sz w:val="16"/>
-        <w:szCs w:val="16"/>
-      </w:rPr>
-      <w:t>{d.</w:t>
-    </w:r>
-    <w:r>
-      <w:rPr>
-        <w:rFonts w:cs="Noto Sans"/>
-        <w:sz w:val="16"/>
-        <w:szCs w:val="16"/>
-      </w:rPr>
-      <w:t>address_line_4</w:t>
-    </w:r>
-    <w:r>
-      <w:rPr>
-        <w:rFonts w:cs="Noto Sans"/>
-        <w:sz w:val="16"/>
-        <w:szCs w:val="16"/>
-      </w:rPr>
-      <w:t>}</w:t>
-    </w:r>
   </w:p>
   <w:p>
     <w:pPr>
       <w:pStyle w:val="Header"/>
       <w:spacing w:after="0"/>
-      <w:ind w:left="369"/>
-      <w:rPr>
-        <w:rFonts w:cs="Noto Sans"/>
-        <w:sz w:val="16"/>
-        <w:szCs w:val="16"/>
+      <w:jc w:val="right"/>
+      <w:rPr>
+        <w:rFonts w:cs="Noto Sans Medium"/>
+        <w:b/>
+        <w:bCs/>
+        <w:sz w:val="18"/>
+        <w:szCs w:val="18"/>
       </w:rPr>
     </w:pPr>
-    <w:r>
-      <w:rPr>
-        <w:rFonts w:cs="Noto Sans"/>
-        <w:sz w:val="16"/>
-        <w:szCs w:val="16"/>
-      </w:rPr>
-      <w:t>{d.</w:t>
-    </w:r>
-    <w:r>
-      <w:rPr>
-        <w:rFonts w:cs="Noto Sans"/>
-        <w:sz w:val="16"/>
-        <w:szCs w:val="16"/>
-      </w:rPr>
-      <w:t>address_line_5</w:t>
-    </w:r>
-    <w:r>
-      <w:rPr>
-        <w:rFonts w:cs="Noto Sans"/>
-        <w:sz w:val="16"/>
-        <w:szCs w:val="16"/>
-      </w:rPr>
-      <w:t>}</w:t>
-    </w:r>
   </w:p>
   <w:p>
     <w:pPr>
       <w:pStyle w:val="Header"/>
       <w:spacing w:after="0"/>
-      <w:ind w:left="369"/>
-      <w:rPr>
-        <w:rFonts w:cs="Noto Sans"/>
-        <w:sz w:val="16"/>
-        <w:szCs w:val="16"/>
+      <w:jc w:val="right"/>
+      <w:rPr>
+        <w:rFonts w:cs="Noto Sans Medium"/>
+        <w:b/>
+        <w:bCs/>
+        <w:sz w:val="18"/>
+        <w:szCs w:val="18"/>
       </w:rPr>
     </w:pPr>
-    <w:r>
-      <w:rPr>
-        <w:rFonts w:cs="Noto Sans"/>
-        <w:sz w:val="16"/>
-        <w:szCs w:val="16"/>
-      </w:rPr>
-      <w:t>{d.</w:t>
-    </w:r>
-    <w:r>
-      <w:rPr>
-        <w:rFonts w:cs="Noto Sans"/>
-        <w:sz w:val="16"/>
-        <w:szCs w:val="16"/>
-      </w:rPr>
-      <w:t>address_line_6</w:t>
-    </w:r>
-    <w:r>
-      <w:rPr>
-        <w:rFonts w:cs="Noto Sans"/>
-        <w:sz w:val="16"/>
-        <w:szCs w:val="16"/>
-      </w:rPr>
-      <w:t>}</w:t>
-    </w:r>
   </w:p>
   <w:p>
     <w:pPr>
       <w:pStyle w:val="Header"/>
       <w:spacing w:after="0"/>
-      <w:ind w:left="369"/>
+      <w:jc w:val="right"/>
+      <w:rPr>
+        <w:rFonts w:cs="Noto Sans Medium"/>
+        <w:b/>
+        <w:bCs/>
+        <w:sz w:val="18"/>
+        <w:szCs w:val="18"/>
+      </w:rPr>
+    </w:pPr>
+  </w:p>
+  <w:p>
+    <w:pPr>
+      <w:pStyle w:val="Header"/>
+      <w:spacing w:after="0"/>
+      <w:jc w:val="right"/>
+      <w:rPr>
+        <w:rFonts w:cs="Noto Sans Medium"/>
+        <w:b/>
+        <w:bCs/>
+        <w:sz w:val="18"/>
+        <w:szCs w:val="18"/>
+      </w:rPr>
+    </w:pPr>
+  </w:p>
+  <w:p>
+    <w:pPr>
+      <w:pStyle w:val="Header"/>
+      <w:spacing w:after="0"/>
+      <w:jc w:val="right"/>
       <w:rPr>
         <w:rFonts w:cs="Noto Sans"/>
-        <w:sz w:val="16"/>
-        <w:szCs w:val="16"/>
       </w:rPr>
     </w:pPr>
     <w:r>
       <w:rPr>
         <w:rFonts w:cs="Noto Sans"/>
-        <w:sz w:val="16"/>
-        <w:szCs w:val="16"/>
+        <w:b/>
+        <w:bCs/>
+      </w:rPr>
+      <w:t xml:space="preserve">Date: </w:t>
+    </w:r>
+    <w:r>
+      <w:rPr>
+        <w:rFonts w:cs="Noto Sans"/>
       </w:rPr>
       <w:t>{d.</w:t>
     </w:r>
     <w:r>
       <w:rPr>
         <w:rFonts w:cs="Noto Sans"/>
-        <w:sz w:val="16"/>
-        <w:szCs w:val="16"/>
-      </w:rPr>
-      <w:t>address_line_7</w:t>
+      </w:rPr>
+      <w:t>date</w:t>
     </w:r>
     <w:r>
       <w:rPr>
         <w:rFonts w:cs="Noto Sans"/>
-        <w:sz w:val="16"/>
-        <w:szCs w:val="16"/>
       </w:rPr>
       <w:t>}</w:t>
     </w:r>
@@ -1909,146 +2306,40 @@
       <w:spacing w:after="0"/>
       <w:jc w:val="right"/>
       <w:rPr>
-        <w:rFonts w:cs="Noto Sans Medium"/>
+        <w:rFonts w:cs="Noto Sans"/>
+      </w:rPr>
+    </w:pPr>
+    <w:r>
+      <w:rPr>
+        <w:rFonts w:cs="Noto Sans"/>
         <w:b/>
         <w:bCs/>
-        <w:sz w:val="18"/>
-        <w:szCs w:val="18"/>
-      </w:rPr>
-    </w:pPr>
-  </w:p>
-  <w:p>
-    <w:pPr>
-      <w:pStyle w:val="Header"/>
-      <w:spacing w:after="0"/>
-      <w:jc w:val="right"/>
-      <w:rPr>
-        <w:rFonts w:cs="Noto Sans Medium"/>
+      </w:rPr>
+      <w:t xml:space="preserve">Your child’s </w:t>
+    </w:r>
+    <w:r>
+      <w:rPr>
+        <w:rFonts w:cs="Noto Sans"/>
         <w:b/>
         <w:bCs/>
-        <w:sz w:val="18"/>
-        <w:szCs w:val="18"/>
-      </w:rPr>
-    </w:pPr>
-  </w:p>
-  <w:p>
-    <w:pPr>
-      <w:pStyle w:val="Header"/>
-      <w:spacing w:after="0"/>
-      <w:jc w:val="right"/>
-      <w:rPr>
-        <w:rFonts w:cs="Noto Sans Medium"/>
-        <w:b/>
-        <w:bCs/>
-        <w:sz w:val="18"/>
-        <w:szCs w:val="18"/>
-      </w:rPr>
-    </w:pPr>
-  </w:p>
-  <w:p>
-    <w:pPr>
-      <w:pStyle w:val="Header"/>
-      <w:spacing w:after="0"/>
-      <w:jc w:val="right"/>
-      <w:rPr>
-        <w:rFonts w:cs="Noto Sans Medium"/>
-        <w:b/>
-        <w:bCs/>
-        <w:sz w:val="18"/>
-        <w:szCs w:val="18"/>
-      </w:rPr>
-    </w:pPr>
-  </w:p>
-  <w:p>
-    <w:pPr>
-      <w:pStyle w:val="Header"/>
-      <w:spacing w:after="0"/>
-      <w:jc w:val="right"/>
-      <w:rPr>
-        <w:rFonts w:cs="Noto Sans Medium"/>
-        <w:b/>
-        <w:bCs/>
-        <w:sz w:val="18"/>
-        <w:szCs w:val="18"/>
-      </w:rPr>
-    </w:pPr>
-  </w:p>
-  <w:p>
-    <w:pPr>
-      <w:pStyle w:val="Header"/>
-      <w:spacing w:after="0"/>
-      <w:jc w:val="right"/>
-      <w:rPr>
-        <w:rFonts w:cs="Noto Sans Medium"/>
-      </w:rPr>
-    </w:pPr>
-    <w:r>
-      <w:rPr>
-        <w:rFonts w:cs="Noto Sans Medium"/>
-        <w:b/>
-        <w:bCs/>
-      </w:rPr>
-      <w:t xml:space="preserve">Date: </w:t>
+      </w:rPr>
+      <w:t xml:space="preserve">NHS number: </w:t>
     </w:r>
     <w:r>
       <w:rPr>
-        <w:rFonts w:cs="Noto Sans Medium"/>
+        <w:rFonts w:cs="Noto Sans"/>
       </w:rPr>
       <w:t>{d.</w:t>
     </w:r>
     <w:r>
       <w:rPr>
-        <w:rFonts w:cs="Noto Sans Medium"/>
-      </w:rPr>
-      <w:t>date</w:t>
-    </w:r>
-    <w:r>
-      <w:rPr>
-        <w:rFonts w:cs="Noto Sans Medium"/>
-      </w:rPr>
-      <w:t>}</w:t>
-    </w:r>
-  </w:p>
-  <w:p>
-    <w:pPr>
-      <w:pStyle w:val="Header"/>
-      <w:spacing w:after="0"/>
-      <w:jc w:val="right"/>
-      <w:rPr>
-        <w:rFonts w:cs="Noto Sans Medium"/>
-      </w:rPr>
-    </w:pPr>
-    <w:r>
-      <w:rPr>
-        <w:rFonts w:cs="Noto Sans Medium"/>
-        <w:b/>
-        <w:bCs/>
-      </w:rPr>
-      <w:t xml:space="preserve">Your child’s </w:t>
-    </w:r>
-    <w:r>
-      <w:rPr>
-        <w:rFonts w:cs="Noto Sans Medium"/>
-        <w:b/>
-        <w:bCs/>
-      </w:rPr>
-      <w:t xml:space="preserve">NHS number: </w:t>
-    </w:r>
-    <w:r>
-      <w:rPr>
-        <w:rFonts w:cs="Noto Sans Medium"/>
-      </w:rPr>
-      <w:t>{d.</w:t>
-    </w:r>
-    <w:r>
-      <w:rPr>
-        <w:rFonts w:cs="Noto Sans Medium"/>
+        <w:rFonts w:cs="Noto Sans"/>
       </w:rPr>
       <w:t>nhsNumber</w:t>
     </w:r>
     <w:r>
       <w:rPr>
-        <w:rFonts w:cs="Noto Sans Medium"/>
+        <w:rFonts w:cs="Noto Sans"/>
       </w:rPr>
       <w:t>}</w:t>
     </w:r>
@@ -2057,7 +2348,7 @@
 </file>
 
 <file path=word/numbering.xml><?xml version="1.0" encoding="utf-8"?>
-<w:numbering xmlns:wpc="http://schemas.microsoft.com/office/word/2010/wordprocessingCanvas" xmlns:cx="http://schemas.microsoft.com/office/drawing/2014/chartex" xmlns:cx1="http://schemas.microsoft.com/office/drawing/2015/9/8/chartex" xmlns:cx2="http://schemas.microsoft.com/office/drawing/2015/10/21/chartex" xmlns:cx3="http://schemas.microsoft.com/office/drawing/2016/5/9/chartex" xmlns:cx4="http://schemas.microsoft.com/office/drawing/2016/5/10/chartex" xmlns:cx5="http://schemas.microsoft.com/office/drawing/2016/5/11/chartex" xmlns:cx6="http://schemas.microsoft.com/office/drawing/2016/5/12/chartex" xmlns:cx7="http://schemas.microsoft.com/office/drawing/2016/5/13/chartex" xmlns:cx8="http://schemas.microsoft.com/office/drawing/2016/5/14/chartex" xmlns:mc="http://schemas.openxmlformats.org/markup-compatibility/2006" xmlns:aink="http://schemas.microsoft.com/office/drawing/2016/ink" xmlns:am3d="http://schemas.microsoft.com/office/drawing/2017/model3d" xmlns:o="urn:schemas-microsoft-com:office:office" xmlns:oel="http://schemas.microsoft.com/office/2019/extlst" xmlns:r="http://schemas.openxmlformats.org/officeDocument/2006/relationships" xmlns:m="http://schemas.openxmlformats.org/officeDocument/2006/math" xmlns:v="urn:schemas-microsoft-com:vml" xmlns:wp14="http://schemas.microsoft.com/office/word/2010/wordprocessingDrawing" xmlns:wp="http://schemas.openxmlformats.org/drawingml/2006/wordprocessingDrawing" xmlns:w10="urn:schemas-microsoft-com:office:word" xmlns:w="http://schemas.openxmlformats.org/wordprocessingml/2006/main" xmlns:w14="http://schemas.microsoft.com/office/word/2010/wordml" xmlns:w15="http://schemas.microsoft.com/office/word/2012/wordml" xmlns:w16cex="http://schemas.microsoft.com/office/word/2018/wordml/cex" xmlns:w16cid="http://schemas.microsoft.com/office/word/2016/wordml/cid" xmlns:w16="http://schemas.microsoft.com/office/word/2018/wordml" xmlns:w16du="http://schemas.microsoft.com/office/word/2023/wordml/word16du" xmlns:w16sdtdh="http://schemas.microsoft.com/office/word/2020/wordml/sdtdatahash" xmlns:w16sdtfl="http://schemas.microsoft.com/office/word/2024/wordml/sdtformatlock" xmlns:w16se="http://schemas.microsoft.com/office/word/2015/wordml/symex" xmlns:wpg="http://schemas.microsoft.com/office/word/2010/wordprocessingGroup" xmlns:wpi="http://schemas.microsoft.com/office/word/2010/wordprocessingInk" xmlns:wne="http://schemas.microsoft.com/office/word/2006/wordml" xmlns:wps="http://schemas.microsoft.com/office/word/2010/wordprocessingShape" mc:Ignorable="w14 w15 w16se w16cid w16 w16cex w16sdtdh w16sdtfl w16du wp14">
+<w:numbering xmlns:wpc="http://schemas.microsoft.com/office/word/2010/wordprocessingCanvas" xmlns:cx="http://schemas.microsoft.com/office/drawing/2014/chartex" xmlns:cx1="http://schemas.microsoft.com/office/drawing/2015/9/8/chartex" xmlns:cx2="http://schemas.microsoft.com/office/drawing/2015/10/21/chartex" xmlns:cx3="http://schemas.microsoft.com/office/drawing/2016/5/9/chartex" xmlns:cx4="http://schemas.microsoft.com/office/drawing/2016/5/10/chartex" xmlns:cx5="http://schemas.microsoft.com/office/drawing/2016/5/11/chartex" xmlns:cx6="http://schemas.microsoft.com/office/drawing/2016/5/12/chartex" xmlns:cx7="http://schemas.microsoft.com/office/drawing/2016/5/13/chartex" xmlns:cx8="http://schemas.microsoft.com/office/drawing/2016/5/14/chartex" xmlns:mc="http://schemas.openxmlformats.org/markup-compatibility/2006" xmlns:aink="http://schemas.microsoft.com/office/drawing/2016/ink" xmlns:am3d="http://schemas.microsoft.com/office/drawing/2017/model3d" xmlns:o="urn:schemas-microsoft-com:office:office" xmlns:oel="http://schemas.microsoft.com/office/2019/extlst" xmlns:r="http://schemas.openxmlformats.org/officeDocument/2006/relationships" xmlns:m="http://schemas.openxmlformats.org/officeDocument/2006/math" xmlns:v="urn:schemas-microsoft-com:vml" xmlns:wp14="http://schemas.microsoft.com/office/word/2010/wordprocessingDrawing" xmlns:wp="http://schemas.openxmlformats.org/drawingml/2006/wordprocessingDrawing" xmlns:w10="urn:schemas-microsoft-com:office:word" xmlns:w="http://schemas.openxmlformats.org/wordprocessingml/2006/main" xmlns:w14="http://schemas.microsoft.com/office/word/2010/wordml" xmlns:w15="http://schemas.microsoft.com/office/word/2012/wordml" xmlns:w16cei="http://schemas.microsoft.com/office/word/2026/wordml/cei" xmlns:w16cex="http://schemas.microsoft.com/office/word/2018/wordml/cex" xmlns:w16cid="http://schemas.microsoft.com/office/word/2016/wordml/cid" xmlns:w16="http://schemas.microsoft.com/office/word/2018/wordml" xmlns:w16du="http://schemas.microsoft.com/office/word/2023/wordml/word16du" xmlns:w16sdtdh="http://schemas.microsoft.com/office/word/2020/wordml/sdtdatahash" xmlns:w16sdtfl="http://schemas.microsoft.com/office/word/2024/wordml/sdtformatlock" xmlns:w16se="http://schemas.microsoft.com/office/word/2015/wordml/symex" xmlns:wpg="http://schemas.microsoft.com/office/word/2010/wordprocessingGroup" xmlns:wpi="http://schemas.microsoft.com/office/word/2010/wordprocessingInk" xmlns:wne="http://schemas.microsoft.com/office/word/2006/wordml" xmlns:wps="http://schemas.microsoft.com/office/word/2010/wordprocessingShape" mc:Ignorable="w14 w15 w16se w16cid w16 w16cex w16sdtdh w16sdtfl w16du wp14">
   <w:abstractNum w:abstractNumId="0" w15:restartNumberingAfterBreak="0">
     <w:nsid w:val="2AF11543"/>
     <w:multiLevelType w:val="hybridMultilevel"/>
@@ -3157,6 +3448,120 @@
       <w:rPr>
         <w:rFonts w:ascii="Symbol" w:hAnsi="Symbol" w:hint="default"/>
         <w:sz w:val="20"/>
+      </w:rPr>
+    </w:lvl>
+  </w:abstractNum>
+  <w:abstractNum w:abstractNumId="9" w15:restartNumberingAfterBreak="0">
+    <w:nsid w:val="78E402A6"/>
+    <w:multiLevelType w:val="hybridMultilevel"/>
+    <w:tmpl w:val="B802DDAC"/>
+    <w:lvl w:ilvl="0" w:tplc="00CE41A6">
+      <w:start w:val="1"/>
+      <w:numFmt w:val="bullet"/>
+      <w:pStyle w:val="ListParagraph"/>
+      <w:lvlText w:val=""/>
+      <w:lvlJc w:val="left"/>
+      <w:pPr>
+        <w:ind w:left="1077" w:hanging="360"/>
+      </w:pPr>
+      <w:rPr>
+        <w:rFonts w:ascii="Symbol" w:hAnsi="Symbol" w:hint="default"/>
+      </w:rPr>
+    </w:lvl>
+    <w:lvl w:ilvl="1" w:tplc="08090003" w:tentative="1">
+      <w:start w:val="1"/>
+      <w:numFmt w:val="bullet"/>
+      <w:lvlText w:val="o"/>
+      <w:lvlJc w:val="left"/>
+      <w:pPr>
+        <w:ind w:left="1797" w:hanging="360"/>
+      </w:pPr>
+      <w:rPr>
+        <w:rFonts w:ascii="Courier New" w:hAnsi="Courier New" w:cs="Courier New" w:hint="default"/>
+      </w:rPr>
+    </w:lvl>
+    <w:lvl w:ilvl="2" w:tplc="08090005" w:tentative="1">
+      <w:start w:val="1"/>
+      <w:numFmt w:val="bullet"/>
+      <w:lvlText w:val=""/>
+      <w:lvlJc w:val="left"/>
+      <w:pPr>
+        <w:ind w:left="2517" w:hanging="360"/>
+      </w:pPr>
+      <w:rPr>
+        <w:rFonts w:ascii="Wingdings" w:hAnsi="Wingdings" w:hint="default"/>
+      </w:rPr>
+    </w:lvl>
+    <w:lvl w:ilvl="3" w:tplc="08090001" w:tentative="1">
+      <w:start w:val="1"/>
+      <w:numFmt w:val="bullet"/>
+      <w:lvlText w:val=""/>
+      <w:lvlJc w:val="left"/>
+      <w:pPr>
+        <w:ind w:left="3237" w:hanging="360"/>
+      </w:pPr>
+      <w:rPr>
+        <w:rFonts w:ascii="Symbol" w:hAnsi="Symbol" w:hint="default"/>
+      </w:rPr>
+    </w:lvl>
+    <w:lvl w:ilvl="4" w:tplc="08090003" w:tentative="1">
+      <w:start w:val="1"/>
+      <w:numFmt w:val="bullet"/>
+      <w:lvlText w:val="o"/>
+      <w:lvlJc w:val="left"/>
+      <w:pPr>
+        <w:ind w:left="3957" w:hanging="360"/>
+      </w:pPr>
+      <w:rPr>
+        <w:rFonts w:ascii="Courier New" w:hAnsi="Courier New" w:cs="Courier New" w:hint="default"/>
+      </w:rPr>
+    </w:lvl>
+    <w:lvl w:ilvl="5" w:tplc="08090005" w:tentative="1">
+      <w:start w:val="1"/>
+      <w:numFmt w:val="bullet"/>
+      <w:lvlText w:val=""/>
+      <w:lvlJc w:val="left"/>
+      <w:pPr>
+        <w:ind w:left="4677" w:hanging="360"/>
+      </w:pPr>
+      <w:rPr>
+        <w:rFonts w:ascii="Wingdings" w:hAnsi="Wingdings" w:hint="default"/>
+      </w:rPr>
+    </w:lvl>
+    <w:lvl w:ilvl="6" w:tplc="08090001" w:tentative="1">
+      <w:start w:val="1"/>
+      <w:numFmt w:val="bullet"/>
+      <w:lvlText w:val=""/>
+      <w:lvlJc w:val="left"/>
+      <w:pPr>
+        <w:ind w:left="5397" w:hanging="360"/>
+      </w:pPr>
+      <w:rPr>
+        <w:rFonts w:ascii="Symbol" w:hAnsi="Symbol" w:hint="default"/>
+      </w:rPr>
+    </w:lvl>
+    <w:lvl w:ilvl="7" w:tplc="08090003" w:tentative="1">
+      <w:start w:val="1"/>
+      <w:numFmt w:val="bullet"/>
+      <w:lvlText w:val="o"/>
+      <w:lvlJc w:val="left"/>
+      <w:pPr>
+        <w:ind w:left="6117" w:hanging="360"/>
+      </w:pPr>
+      <w:rPr>
+        <w:rFonts w:ascii="Courier New" w:hAnsi="Courier New" w:cs="Courier New" w:hint="default"/>
+      </w:rPr>
+    </w:lvl>
+    <w:lvl w:ilvl="8" w:tplc="08090005" w:tentative="1">
+      <w:start w:val="1"/>
+      <w:numFmt w:val="bullet"/>
+      <w:lvlText w:val=""/>
+      <w:lvlJc w:val="left"/>
+      <w:pPr>
+        <w:ind w:left="6837" w:hanging="360"/>
+      </w:pPr>
+      <w:rPr>
+        <w:rFonts w:ascii="Wingdings" w:hAnsi="Wingdings" w:hint="default"/>
       </w:rPr>
     </w:lvl>
   </w:abstractNum>
@@ -3187,11 +3592,14 @@
   <w:num w:numId="9" w16cid:durableId="1800612842">
     <w:abstractNumId w:val="5"/>
   </w:num>
+  <w:num w:numId="10" w16cid:durableId="1940600047">
+    <w:abstractNumId w:val="9"/>
+  </w:num>
 </w:numbering>
 </file>
 
 <file path=word/people.xml><?xml version="1.0" encoding="utf-8"?>
-<w15:people xmlns:wpc="http://schemas.microsoft.com/office/word/2010/wordprocessingCanvas" xmlns:cx="http://schemas.microsoft.com/office/drawing/2014/chartex" xmlns:cx1="http://schemas.microsoft.com/office/drawing/2015/9/8/chartex" xmlns:cx2="http://schemas.microsoft.com/office/drawing/2015/10/21/chartex" xmlns:cx3="http://schemas.microsoft.com/office/drawing/2016/5/9/chartex" xmlns:cx4="http://schemas.microsoft.com/office/drawing/2016/5/10/chartex" xmlns:cx5="http://schemas.microsoft.com/office/drawing/2016/5/11/chartex" xmlns:cx6="http://schemas.microsoft.com/office/drawing/2016/5/12/chartex" xmlns:cx7="http://schemas.microsoft.com/office/drawing/2016/5/13/chartex" xmlns:cx8="http://schemas.microsoft.com/office/drawing/2016/5/14/chartex" xmlns:mc="http://schemas.openxmlformats.org/markup-compatibility/2006" xmlns:aink="http://schemas.microsoft.com/office/drawing/2016/ink" xmlns:am3d="http://schemas.microsoft.com/office/drawing/2017/model3d" xmlns:o="urn:schemas-microsoft-com:office:office" xmlns:oel="http://schemas.microsoft.com/office/2019/extlst" xmlns:r="http://schemas.openxmlformats.org/officeDocument/2006/relationships" xmlns:m="http://schemas.openxmlformats.org/officeDocument/2006/math" xmlns:v="urn:schemas-microsoft-com:vml" xmlns:wp14="http://schemas.microsoft.com/office/word/2010/wordprocessingDrawing" xmlns:wp="http://schemas.openxmlformats.org/drawingml/2006/wordprocessingDrawing" xmlns:w10="urn:schemas-microsoft-com:office:word" xmlns:w="http://schemas.openxmlformats.org/wordprocessingml/2006/main" xmlns:w14="http://schemas.microsoft.com/office/word/2010/wordml" xmlns:w15="http://schemas.microsoft.com/office/word/2012/wordml" xmlns:w16cex="http://schemas.microsoft.com/office/word/2018/wordml/cex" xmlns:w16cid="http://schemas.microsoft.com/office/word/2016/wordml/cid" xmlns:w16="http://schemas.microsoft.com/office/word/2018/wordml" xmlns:w16du="http://schemas.microsoft.com/office/word/2023/wordml/word16du" xmlns:w16sdtdh="http://schemas.microsoft.com/office/word/2020/wordml/sdtdatahash" xmlns:w16sdtfl="http://schemas.microsoft.com/office/word/2024/wordml/sdtformatlock" xmlns:w16se="http://schemas.microsoft.com/office/word/2015/wordml/symex" xmlns:wpg="http://schemas.microsoft.com/office/word/2010/wordprocessingGroup" xmlns:wpi="http://schemas.microsoft.com/office/word/2010/wordprocessingInk" xmlns:wne="http://schemas.microsoft.com/office/word/2006/wordml" xmlns:wps="http://schemas.microsoft.com/office/word/2010/wordprocessingShape" mc:Ignorable="w14 w15 w16se w16cid w16 w16cex w16sdtdh w16sdtfl w16du wp14">
+<w15:people xmlns:wpc="http://schemas.microsoft.com/office/word/2010/wordprocessingCanvas" xmlns:cx="http://schemas.microsoft.com/office/drawing/2014/chartex" xmlns:cx1="http://schemas.microsoft.com/office/drawing/2015/9/8/chartex" xmlns:cx2="http://schemas.microsoft.com/office/drawing/2015/10/21/chartex" xmlns:cx3="http://schemas.microsoft.com/office/drawing/2016/5/9/chartex" xmlns:cx4="http://schemas.microsoft.com/office/drawing/2016/5/10/chartex" xmlns:cx5="http://schemas.microsoft.com/office/drawing/2016/5/11/chartex" xmlns:cx6="http://schemas.microsoft.com/office/drawing/2016/5/12/chartex" xmlns:cx7="http://schemas.microsoft.com/office/drawing/2016/5/13/chartex" xmlns:cx8="http://schemas.microsoft.com/office/drawing/2016/5/14/chartex" xmlns:mc="http://schemas.openxmlformats.org/markup-compatibility/2006" xmlns:aink="http://schemas.microsoft.com/office/drawing/2016/ink" xmlns:am3d="http://schemas.microsoft.com/office/drawing/2017/model3d" xmlns:o="urn:schemas-microsoft-com:office:office" xmlns:oel="http://schemas.microsoft.com/office/2019/extlst" xmlns:r="http://schemas.openxmlformats.org/officeDocument/2006/relationships" xmlns:m="http://schemas.openxmlformats.org/officeDocument/2006/math" xmlns:v="urn:schemas-microsoft-com:vml" xmlns:wp14="http://schemas.microsoft.com/office/word/2010/wordprocessingDrawing" xmlns:wp="http://schemas.openxmlformats.org/drawingml/2006/wordprocessingDrawing" xmlns:w10="urn:schemas-microsoft-com:office:word" xmlns:w="http://schemas.openxmlformats.org/wordprocessingml/2006/main" xmlns:w14="http://schemas.microsoft.com/office/word/2010/wordml" xmlns:w15="http://schemas.microsoft.com/office/word/2012/wordml" xmlns:w16cei="http://schemas.microsoft.com/office/word/2026/wordml/cei" xmlns:w16cex="http://schemas.microsoft.com/office/word/2018/wordml/cex" xmlns:w16cid="http://schemas.microsoft.com/office/word/2016/wordml/cid" xmlns:w16="http://schemas.microsoft.com/office/word/2018/wordml" xmlns:w16du="http://schemas.microsoft.com/office/word/2023/wordml/word16du" xmlns:w16sdtdh="http://schemas.microsoft.com/office/word/2020/wordml/sdtdatahash" xmlns:w16sdtfl="http://schemas.microsoft.com/office/word/2024/wordml/sdtformatlock" xmlns:w16se="http://schemas.microsoft.com/office/word/2015/wordml/symex" xmlns:wpg="http://schemas.microsoft.com/office/word/2010/wordprocessingGroup" xmlns:wpi="http://schemas.microsoft.com/office/word/2010/wordprocessingInk" xmlns:wne="http://schemas.microsoft.com/office/word/2006/wordml" xmlns:wps="http://schemas.microsoft.com/office/word/2010/wordprocessingShape" mc:Ignorable="w14 w15 w16se w16cid w16 w16cex w16sdtdh w16sdtfl w16du wp14">
   <w15:person w15:author="GIFFORD, Emma (NHS ENGLAND - X26)">
     <w15:presenceInfo w15:providerId="AD" w15:userId="S::emma.gifford4@nhs.net::ccf95563-42b7-4a59-8eb5-0a2143777171"/>
   </w15:person>
@@ -3216,7 +3624,7 @@
   <w:latentStyles w:defLockedState="0" w:defUIPriority="99" w:defSemiHidden="0" w:defUnhideWhenUsed="0" w:defQFormat="0" w:count="376">
     <w:lsdException w:name="Normal" w:uiPriority="0" w:qFormat="1"/>
     <w:lsdException w:name="heading 1" w:uiPriority="0"/>
-    <w:lsdException w:name="heading 2" w:semiHidden="1" w:uiPriority="0" w:unhideWhenUsed="1" w:qFormat="1"/>
+    <w:lsdException w:name="heading 2" w:semiHidden="1" w:uiPriority="0" w:unhideWhenUsed="1"/>
     <w:lsdException w:name="heading 3" w:semiHidden="1" w:uiPriority="9" w:unhideWhenUsed="1" w:qFormat="1"/>
     <w:lsdException w:name="heading 4" w:semiHidden="1" w:uiPriority="9" w:unhideWhenUsed="1" w:qFormat="1"/>
     <w:lsdException w:name="heading 5" w:semiHidden="1" w:uiPriority="9" w:unhideWhenUsed="1" w:qFormat="1"/>
@@ -3594,7 +4002,7 @@
   <w:style w:type="paragraph" w:default="1" w:styleId="Normal">
     <w:name w:val="Normal"/>
     <w:qFormat/>
-    <w:rsid w:val="00C43254"/>
+    <w:rsid w:val="00384048"/>
     <w:pPr>
       <w:spacing w:after="240"/>
     </w:pPr>
@@ -3628,8 +4036,7 @@
     <w:next w:val="Normal"/>
     <w:link w:val="Heading2Char"/>
     <w:unhideWhenUsed/>
-    <w:qFormat/>
-    <w:rsid w:val="00F4492F"/>
+    <w:rsid w:val="00384048"/>
     <w:pPr>
       <w:keepNext/>
       <w:keepLines/>
@@ -3838,9 +4245,9 @@
     <w:aliases w:val="NHS letter heading Char"/>
     <w:basedOn w:val="DefaultParagraphFont"/>
     <w:link w:val="Heading2"/>
-    <w:rsid w:val="00F4492F"/>
+    <w:rsid w:val="00384048"/>
     <w:rPr>
-      <w:rFonts w:ascii="Noto Sans Medium" w:eastAsiaTheme="majorEastAsia" w:hAnsi="Noto Sans Medium" w:cstheme="majorBidi"/>
+      <w:rFonts w:ascii="Noto Sans" w:eastAsiaTheme="majorEastAsia" w:hAnsi="Noto Sans" w:cstheme="majorBidi"/>
       <w:b/>
       <w:szCs w:val="32"/>
     </w:rPr>
@@ -4042,10 +4449,12 @@
     <w:basedOn w:val="Normal"/>
     <w:uiPriority w:val="34"/>
     <w:qFormat/>
-    <w:rsid w:val="001C15AC"/>
+    <w:rsid w:val="00A31E65"/>
     <w:pPr>
-      <w:spacing w:after="120"/>
-      <w:ind w:left="720"/>
+      <w:numPr>
+        <w:numId w:val="10"/>
+      </w:numPr>
+      <w:ind w:left="714" w:hanging="357"/>
       <w:contextualSpacing/>
     </w:pPr>
   </w:style>
@@ -4116,7 +4525,7 @@
     <w:link w:val="HeaderChar"/>
     <w:uiPriority w:val="99"/>
     <w:unhideWhenUsed/>
-    <w:rsid w:val="00343935"/>
+    <w:rsid w:val="00384048"/>
     <w:pPr>
       <w:tabs>
         <w:tab w:val="center" w:pos="4513"/>
@@ -4129,7 +4538,10 @@
     <w:basedOn w:val="DefaultParagraphFont"/>
     <w:link w:val="Header"/>
     <w:uiPriority w:val="99"/>
-    <w:rsid w:val="00343935"/>
+    <w:rsid w:val="00384048"/>
+    <w:rPr>
+      <w:rFonts w:ascii="Noto Sans" w:hAnsi="Noto Sans"/>
+    </w:rPr>
   </w:style>
   <w:style w:type="paragraph" w:styleId="Footer">
     <w:name w:val="footer"/>
@@ -4173,7 +4585,7 @@
     <w:basedOn w:val="DefaultParagraphFont"/>
     <w:uiPriority w:val="99"/>
     <w:unhideWhenUsed/>
-    <w:rsid w:val="00C43254"/>
+    <w:rsid w:val="00706AD3"/>
     <w:rPr>
       <w:rFonts w:ascii="Noto Sans" w:hAnsi="Noto Sans"/>
       <w:b/>
@@ -4294,6 +4706,20 @@
     <w:basedOn w:val="DefaultParagraphFont"/>
     <w:uiPriority w:val="1"/>
     <w:rsid w:val="00DA118C"/>
+  </w:style>
+  <w:style w:type="character" w:styleId="BookTitle">
+    <w:name w:val="Book Title"/>
+    <w:basedOn w:val="DefaultParagraphFont"/>
+    <w:uiPriority w:val="33"/>
+    <w:qFormat/>
+    <w:rsid w:val="003D2B3A"/>
+    <w:rPr>
+      <w:b/>
+      <w:bCs/>
+      <w:i/>
+      <w:iCs/>
+      <w:spacing w:val="5"/>
+    </w:rPr>
   </w:style>
 </w:styles>
 </file>
